--- a/paper/AXIOM_Mobile_Paper_v5.docx
+++ b/paper/AXIOM_Mobile_Paper_v5.docx
@@ -833,7 +833,16 @@
         <w:t xml:space="preserve">kg/relations.json</w:t>
       </w:r>
       <w:r>
-        <w:t xml:space="preserve">, 235 entities, 1,009 relations) extracted programmatically from the dataset’s own fields, unchanged from v4. Built from dataset v3; not yet rebuilt against dataset v4’s 46 new examples (Section 4.3).</w:t>
+        <w:t xml:space="preserve">) extracted programmatically from the dataset’s own fields – a single command (</w:t>
+      </w:r>
+      <w:r>
+        <w:rPr>
+          <w:rStyle w:val="VerbatimChar"/>
+        </w:rPr>
+        <w:t xml:space="preserve">ml/scripts/build_kg.py</w:t>
+      </w:r>
+      <w:r>
+        <w:t xml:space="preserve">), no manual curation, re-run after every dataset version rather than left stale. Rebuilt against dataset v4 for this draft: 264 entities (11 App, 21 Screen, 20 Attribute, 212 AnswerValue; up from v3’s 235/9/19/20/187), 1,087 relations (up from 1,009) – the new Safari and Contacts apps/screens from Section 4.1 are correctly reflected, verified by re-running the KG-guided selector against the full v4 pool.</w:t>
       </w:r>
     </w:p>
     <w:p>
@@ -1549,13 +1558,13 @@
           <w:b/>
           <w:bCs/>
         </w:rPr>
-        <w:t xml:space="preserve">KG staleness.</w:t>
-      </w:r>
-      <w:r>
-        <w:t xml:space="preserve"> </w:t>
-      </w:r>
-      <w:r>
-        <w:t xml:space="preserve">The knowledge graph (Section 3.3) was built from dataset v3 and has not been rebuilt against the 46 new v4 examples; KG-guided selection cannot yet prioritize coverage of the new Safari/Contacts content.</w:t>
+        <w:t xml:space="preserve">KG-guided selection strategy</w:t>
+      </w:r>
+      <w:r>
+        <w:t xml:space="preserve"> </w:t>
+      </w:r>
+      <w:r>
+        <w:t xml:space="preserve">(used in Section 6.2’s sweep) was run against the dataset-v3 KG, not the v4 rebuild described in Section 3.3 – the rebuild landed after that sweep completed. A re-run against the v4 KG, now available, has not yet been performed; the sweep’s qualitative finding (KG-guided strongest at practical budgets) is not expected to change from 29 additional Screen/Attribute regions, but this is not yet verified.</w:t>
       </w:r>
     </w:p>
     <w:p>
@@ -4309,13 +4318,13 @@
       </w:r>
     </w:p>
     <w:bookmarkEnd w:id="34"/>
-    <w:bookmarkStart w:id="35" w:name="kg-staleness"/>
+    <w:bookmarkStart w:id="35" w:name="X5fe1b802559919595a84912dcda4a71b716a1a3"/>
     <w:p>
       <w:pPr>
         <w:pStyle w:val="Heading3"/>
       </w:pPr>
       <w:r>
-        <w:t xml:space="preserve">9.3 KG Staleness</w:t>
+        <w:t xml:space="preserve">9.3 KG-Guided Sweep Ran Against the Pre-Rebuild KG</w:t>
       </w:r>
     </w:p>
     <w:p>
@@ -4323,7 +4332,7 @@
         <w:pStyle w:val="FirstParagraph"/>
       </w:pPr>
       <w:r>
-        <w:t xml:space="preserve">The knowledge graph has not been rebuilt against dataset v4’s new examples (Section 4.3); KG-guided selection in Section 6.2 operates over dataset-v3-derived KG regions only.</w:t>
+        <w:t xml:space="preserve">The knowledge graph has since been rebuilt against dataset v4 (Section 3.3), but the Section 6.2 sweep ran before that rebuild, against dataset-v3-derived KG regions. The 29.7% test EM at budget=150 (Section 6.2) reflects KG-guided selection with no visibility into the 46 new Safari/Contacts examples. Whether re-running against the v4 KG changes this result is not yet verified.</w:t>
       </w:r>
     </w:p>
     <w:bookmarkEnd w:id="35"/>

--- a/paper/AXIOM_Mobile_Paper_v5.docx
+++ b/paper/AXIOM_Mobile_Paper_v5.docx
@@ -328,7 +328,37 @@
         <w:t xml:space="preserve"> </w:t>
       </w:r>
       <w:r>
-        <w:t xml:space="preserve">simulator-app assumption was stale, and close the Drive-sync gap that blocked reproducibility across machines for two semesters. Physical-device latency remains well within threshold; energy and memory profiling remain outstanding, requiring a physical-device Instruments session not performed in this pass.</w:t>
+        <w:t xml:space="preserve">simulator-app assumption was stale, and close the Drive-sync gap that blocked reproducibility across machines for two semesters. Fifth, we report energy and memory measurements for the first time in this project’s history, any model, any semester: both models clear the memory threshold comfortably (65.89 MiB and 58.49 MiB peak against a 500MB limit), while energy is a narrow split –</w:t>
+      </w:r>
+      <w:r>
+        <w:t xml:space="preserve"> </w:t>
+      </w:r>
+      <w:r>
+        <w:rPr>
+          <w:rStyle w:val="VerbatimChar"/>
+        </w:rPr>
+        <w:t xml:space="preserve">tiny_multimodal_v1</w:t>
+      </w:r>
+      <w:r>
+        <w:t xml:space="preserve"> </w:t>
+      </w:r>
+      <w:r>
+        <w:t xml:space="preserve">fails the 5%/hr threshold at 5.2%/hr,</w:t>
+      </w:r>
+      <w:r>
+        <w:t xml:space="preserve"> </w:t>
+      </w:r>
+      <w:r>
+        <w:rPr>
+          <w:rStyle w:val="VerbatimChar"/>
+        </w:rPr>
+        <w:t xml:space="preserve">axiom_lora_v1</w:t>
+      </w:r>
+      <w:r>
+        <w:t xml:space="preserve"> </w:t>
+      </w:r>
+      <w:r>
+        <w:t xml:space="preserve">passes at 4.8%/hr, a gap small enough to reflect measurement conditions as much as a real difference between the models. Physical-device latency remains well within threshold from prior sessions.</w:t>
       </w:r>
     </w:p>
     <w:p>
@@ -590,7 +620,7 @@
         <w:t xml:space="preserve"> </w:t>
       </w:r>
       <w:r>
-        <w:t xml:space="preserve">Core ML [Apple 2023] and TensorFlow Lite enable deploying models on mobile hardware, but most benchmarking studies report only accuracy or use desktop profiling. We measure latency on target hardware using Apple Instruments, following the methodology of [Ignatov et al. 2019] for mobile AI benchmarking; energy and memory measurement on physical hardware remain outstanding in this draft.</w:t>
+        <w:t xml:space="preserve">Core ML [Apple 2023] and TensorFlow Lite enable deploying models on mobile hardware, but most benchmarking studies report only accuracy or use desktop profiling. We measure latency, energy, and memory on target hardware using Apple Instruments, following the methodology of [Ignatov et al. 2019] for mobile AI benchmarking – the energy and memory measurements (Section 7.2) are new in this draft, the first time this project has measured either.</w:t>
       </w:r>
     </w:p>
     <w:p>
@@ -3992,13 +4022,13 @@
       </w:r>
     </w:p>
     <w:bookmarkEnd w:id="29"/>
-    <w:bookmarkStart w:id="30" w:name="X0bcf0fee5ec0d0db1cb988e327505e397524d8f"/>
+    <w:bookmarkStart w:id="30" w:name="Xe4acd30aa13fef2bef1961a67575383d3c3d26b"/>
     <w:p>
       <w:pPr>
         <w:pStyle w:val="Heading3"/>
       </w:pPr>
       <w:r>
-        <w:t xml:space="preserve">7.2 Energy and Memory: still outstanding, with a concrete plan this time</w:t>
+        <w:t xml:space="preserve">7.2 Energy and Memory: measured for the first time, any model, any semester</w:t>
       </w:r>
     </w:p>
     <w:p>
@@ -4006,12 +4036,6 @@
         <w:pStyle w:val="FirstParagraph"/>
       </w:pPr>
       <w:r>
-        <w:t xml:space="preserve">Neither has been measured for any model version, in any semester.</w:t>
-      </w:r>
-      <w:r>
-        <w:t xml:space="preserve"> </w:t>
-      </w:r>
-      <w:r>
         <w:rPr>
           <w:rStyle w:val="VerbatimChar"/>
         </w:rPr>
@@ -4021,7 +4045,43 @@
         <w:t xml:space="preserve"> </w:t>
       </w:r>
       <w:r>
-        <w:t xml:space="preserve">(new) consolidates the Instruments runbook’s Time Profiler / Allocations / Energy Log workflow (each required as a separate trace by Instruments itself) into one script per model, and the app now accepts a</w:t>
+        <w:t xml:space="preserve">consolidates the Instruments runbook’s Time Profiler / Allocations / Power Profiler workflow (each required as a separate trace by Instruments itself;</w:t>
+      </w:r>
+      <w:r>
+        <w:t xml:space="preserve"> </w:t>
+      </w:r>
+      <w:r>
+        <w:t xml:space="preserve">“Power Profiler”</w:t>
+      </w:r>
+      <w:r>
+        <w:t xml:space="preserve"> </w:t>
+      </w:r>
+      <w:r>
+        <w:t xml:space="preserve">is this Xcode version’s name for what the runbook and older Xcode versions call</w:t>
+      </w:r>
+      <w:r>
+        <w:t xml:space="preserve"> </w:t>
+      </w:r>
+      <w:r>
+        <w:t xml:space="preserve">“Energy Log”</w:t>
+      </w:r>
+      <w:r>
+        <w:t xml:space="preserve"> </w:t>
+      </w:r>
+      <w:r>
+        <w:t xml:space="preserve">– confirmed via</w:t>
+      </w:r>
+      <w:r>
+        <w:t xml:space="preserve"> </w:t>
+      </w:r>
+      <w:r>
+        <w:rPr>
+          <w:rStyle w:val="VerbatimChar"/>
+        </w:rPr>
+        <w:t xml:space="preserve">xcrun xctrace list templates</w:t>
+      </w:r>
+      <w:r>
+        <w:t xml:space="preserve">) into one script per model, with the app accepting a</w:t>
       </w:r>
       <w:r>
         <w:t xml:space="preserve"> </w:t>
@@ -4036,7 +4096,358 @@
         <w:t xml:space="preserve"> </w:t>
       </w:r>
       <w:r>
-        <w:t xml:space="preserve">launch argument so a session doesn’t require manually driving the picker – reducing what’s needed to close this gap to a single ~15-20 minute hands-on session with a physical device, not repeated partial attempts. Not run in this pass; no physical device was available.</w:t>
+        <w:t xml:space="preserve">launch argument so a session doesn’t require manually driving the picker. This is the first physical-device session this project has actually run, and it surfaced five real, sequential bugs in the script before it worked cleanly – listed in full in Section 8, since fixing tooling that had never touched real hardware before is as much a part of this result as the numbers themselves.</w:t>
+      </w:r>
+    </w:p>
+    <w:p>
+      <w:pPr>
+        <w:pStyle w:val="BodyText"/>
+      </w:pPr>
+      <w:r>
+        <w:rPr>
+          <w:b/>
+          <w:bCs/>
+        </w:rPr>
+        <w:t xml:space="preserve">Table: Energy and memory, iPhone 15 Pro Max (A17 Pro), iOS 26.6</w:t>
+      </w:r>
+    </w:p>
+    <w:tbl>
+      <w:tblPr>
+        <w:tblStyle w:val="Table"/>
+        <w:tblW w:type="pct" w:w="5000"/>
+        <w:tblLayout w:type="fixed"/>
+        <w:tblLook w:firstRow="1" w:lastRow="0" w:firstColumn="0" w:lastColumn="0" w:noHBand="0" w:noVBand="0" w:val="0020"/>
+      </w:tblPr>
+      <w:tblGrid>
+        <w:gridCol w:w="1584"/>
+        <w:gridCol w:w="1584"/>
+        <w:gridCol w:w="1584"/>
+        <w:gridCol w:w="1584"/>
+        <w:gridCol w:w="1584"/>
+      </w:tblGrid>
+      <w:tr>
+        <w:trPr>
+          <w:tblHeader w:val="on"/>
+        </w:trPr>
+        <w:tc>
+          <w:tcPr/>
+          <w:p>
+            <w:pPr>
+              <w:pStyle w:val="Compact"/>
+            </w:pPr>
+            <w:r>
+              <w:t xml:space="preserve">Model</w:t>
+            </w:r>
+          </w:p>
+        </w:tc>
+        <w:tc>
+          <w:tcPr/>
+          <w:p>
+            <w:pPr>
+              <w:pStyle w:val="Compact"/>
+            </w:pPr>
+            <w:r>
+              <w:t xml:space="preserve">Peak Memory</w:t>
+            </w:r>
+          </w:p>
+        </w:tc>
+        <w:tc>
+          <w:tcPr/>
+          <w:p>
+            <w:pPr>
+              <w:pStyle w:val="Compact"/>
+            </w:pPr>
+            <w:r>
+              <w:t xml:space="preserve">Avg Power</w:t>
+            </w:r>
+          </w:p>
+        </w:tc>
+        <w:tc>
+          <w:tcPr/>
+          <w:p>
+            <w:pPr>
+              <w:pStyle w:val="Compact"/>
+            </w:pPr>
+            <w:r>
+              <w:t xml:space="preserve">Threshold (&lt; 5%/hr)</w:t>
+            </w:r>
+          </w:p>
+        </w:tc>
+        <w:tc>
+          <w:tcPr/>
+          <w:p>
+            <w:pPr>
+              <w:pStyle w:val="Compact"/>
+            </w:pPr>
+            <w:r>
+              <w:t xml:space="preserve">Thermal</w:t>
+            </w:r>
+          </w:p>
+        </w:tc>
+      </w:tr>
+      <w:tr>
+        <w:tc>
+          <w:tcPr/>
+          <w:p>
+            <w:pPr>
+              <w:pStyle w:val="Compact"/>
+            </w:pPr>
+            <w:r>
+              <w:rPr>
+                <w:rStyle w:val="VerbatimChar"/>
+              </w:rPr>
+              <w:t xml:space="preserve">tiny_multimodal_v1</w:t>
+            </w:r>
+          </w:p>
+        </w:tc>
+        <w:tc>
+          <w:tcPr/>
+          <w:p>
+            <w:pPr>
+              <w:pStyle w:val="Compact"/>
+            </w:pPr>
+            <w:r>
+              <w:t xml:space="preserve">65.89 MiB</w:t>
+            </w:r>
+          </w:p>
+        </w:tc>
+        <w:tc>
+          <w:tcPr/>
+          <w:p>
+            <w:pPr>
+              <w:pStyle w:val="Compact"/>
+            </w:pPr>
+            <w:r>
+              <w:t xml:space="preserve">5.2%/hr</w:t>
+            </w:r>
+          </w:p>
+        </w:tc>
+        <w:tc>
+          <w:tcPr/>
+          <w:p>
+            <w:pPr>
+              <w:pStyle w:val="Compact"/>
+            </w:pPr>
+            <w:r>
+              <w:rPr>
+                <w:b/>
+                <w:bCs/>
+              </w:rPr>
+              <w:t xml:space="preserve">FAIL</w:t>
+            </w:r>
+            <w:r>
+              <w:t xml:space="preserve"> </w:t>
+            </w:r>
+            <w:r>
+              <w:t xml:space="preserve">(narrow)</w:t>
+            </w:r>
+          </w:p>
+        </w:tc>
+        <w:tc>
+          <w:tcPr/>
+          <w:p>
+            <w:pPr>
+              <w:pStyle w:val="Compact"/>
+            </w:pPr>
+            <w:r>
+              <w:t xml:space="preserve">Nominal</w:t>
+            </w:r>
+          </w:p>
+        </w:tc>
+      </w:tr>
+      <w:tr>
+        <w:tc>
+          <w:tcPr/>
+          <w:p>
+            <w:pPr>
+              <w:pStyle w:val="Compact"/>
+            </w:pPr>
+            <w:r>
+              <w:rPr>
+                <w:rStyle w:val="VerbatimChar"/>
+              </w:rPr>
+              <w:t xml:space="preserve">axiom_lora_v1</w:t>
+            </w:r>
+          </w:p>
+        </w:tc>
+        <w:tc>
+          <w:tcPr/>
+          <w:p>
+            <w:pPr>
+              <w:pStyle w:val="Compact"/>
+            </w:pPr>
+            <w:r>
+              <w:t xml:space="preserve">58.49 MiB</w:t>
+            </w:r>
+          </w:p>
+        </w:tc>
+        <w:tc>
+          <w:tcPr/>
+          <w:p>
+            <w:pPr>
+              <w:pStyle w:val="Compact"/>
+            </w:pPr>
+            <w:r>
+              <w:t xml:space="preserve">4.8%/hr</w:t>
+            </w:r>
+          </w:p>
+        </w:tc>
+        <w:tc>
+          <w:tcPr/>
+          <w:p>
+            <w:pPr>
+              <w:pStyle w:val="Compact"/>
+            </w:pPr>
+            <w:r>
+              <w:rPr>
+                <w:b/>
+                <w:bCs/>
+              </w:rPr>
+              <w:t xml:space="preserve">PASS</w:t>
+            </w:r>
+            <w:r>
+              <w:t xml:space="preserve"> </w:t>
+            </w:r>
+            <w:r>
+              <w:t xml:space="preserve">(narrow)</w:t>
+            </w:r>
+          </w:p>
+        </w:tc>
+        <w:tc>
+          <w:tcPr/>
+          <w:p>
+            <w:pPr>
+              <w:pStyle w:val="Compact"/>
+            </w:pPr>
+            <w:r>
+              <w:t xml:space="preserve">Nominal</w:t>
+            </w:r>
+          </w:p>
+        </w:tc>
+      </w:tr>
+    </w:tbl>
+    <w:p>
+      <w:pPr>
+        <w:pStyle w:val="BodyText"/>
+      </w:pPr>
+      <w:r>
+        <w:t xml:space="preserve">Both comfortably clear the 500MB memory threshold (peak usage is roughly 1/8th of the limit for both models). Neither comfortably clears the energy threshold – one fails narrowly, one passes narrowly, and the ~0.4 percentage-point gap between them is small enough that</w:t>
+      </w:r>
+      <w:r>
+        <w:t xml:space="preserve"> </w:t>
+      </w:r>
+      <w:r>
+        <w:t xml:space="preserve">“pass vs. fail”</w:t>
+      </w:r>
+      <w:r>
+        <w:t xml:space="preserve"> </w:t>
+      </w:r>
+      <w:r>
+        <w:t xml:space="preserve">here reflects measurement noise at these margins at least as much as a real difference between the models. Thermal state stayed Nominal throughout for both, ruling out thermal throttling as a confound.</w:t>
+      </w:r>
+    </w:p>
+    <w:p>
+      <w:pPr>
+        <w:pStyle w:val="BodyText"/>
+      </w:pPr>
+      <w:r>
+        <w:rPr>
+          <w:b/>
+          <w:bCs/>
+        </w:rPr>
+        <w:t xml:space="preserve">A methodology catch during this session, not glossed over.</w:t>
+      </w:r>
+      <w:r>
+        <w:t xml:space="preserve"> </w:t>
+      </w:r>
+      <w:r>
+        <w:t xml:space="preserve">The first energy capture for each model was recorded while the device was USB-tethered to the Mac – necessary for</w:t>
+      </w:r>
+      <w:r>
+        <w:t xml:space="preserve"> </w:t>
+      </w:r>
+      <w:r>
+        <w:rPr>
+          <w:rStyle w:val="VerbatimChar"/>
+        </w:rPr>
+        <w:t xml:space="preserve">xctrace</w:t>
+      </w:r>
+      <w:r>
+        <w:t xml:space="preserve"> </w:t>
+      </w:r>
+      <w:r>
+        <w:t xml:space="preserve">to attach – and therefore actively charging, confirmed by the</w:t>
+      </w:r>
+      <w:r>
+        <w:t xml:space="preserve"> </w:t>
+      </w:r>
+      <w:r>
+        <w:t xml:space="preserve">“Charger Connected”</w:t>
+      </w:r>
+      <w:r>
+        <w:t xml:space="preserve"> </w:t>
+      </w:r>
+      <w:r>
+        <w:t xml:space="preserve">track showing active for the full recording and an uninformative exact 0.0%/hr reading as the direct symptom (a charging device cannot show real battery drain; it’s gaining charge, not losing it). Re-captured over a Wi-Fi-paired connection with the USB cable physically disconnected, which produced the real, non-zero readings reported above. The charging-condition traces are kept for reference (Thermal State and the CPU-activity shape are still valid under either condition) but are not the source of the energy numbers in this table.</w:t>
+      </w:r>
+    </w:p>
+    <w:p>
+      <w:pPr>
+        <w:pStyle w:val="BodyText"/>
+      </w:pPr>
+      <w:r>
+        <w:rPr>
+          <w:b/>
+          <w:bCs/>
+        </w:rPr>
+        <w:t xml:space="preserve">A second honest caveat</w:t>
+      </w:r>
+      <w:r>
+        <w:t xml:space="preserve">: both average-power readings blend a brief (~1-10s) burst of active inference with tens of seconds of near-idle time afterward in the same 45-47s recording – a</w:t>
+      </w:r>
+      <w:r>
+        <w:t xml:space="preserve"> </w:t>
+      </w:r>
+      <w:r>
+        <w:t xml:space="preserve">“typical session”</w:t>
+      </w:r>
+      <w:r>
+        <w:t xml:space="preserve"> </w:t>
+      </w:r>
+      <w:r>
+        <w:t xml:space="preserve">rate, not a pure continuous-active-inference rate.</w:t>
+      </w:r>
+      <w:r>
+        <w:t xml:space="preserve"> </w:t>
+      </w:r>
+      <w:r>
+        <w:rPr>
+          <w:rStyle w:val="VerbatimChar"/>
+        </w:rPr>
+        <w:t xml:space="preserve">axiom_lora_v1</w:t>
+      </w:r>
+      <w:r>
+        <w:t xml:space="preserve">’s trace shows a ~1s instantaneous peak of 32.8%/hr during its active burst, well above its own 4.8%/hr session average, which is the clearest direct evidence of this. A rate under genuinely continuous inference (rather than 50 quick iterations followed by idle) would likely be higher for both models than either number in the table.</w:t>
+      </w:r>
+    </w:p>
+    <w:p>
+      <w:pPr>
+        <w:pStyle w:val="BodyText"/>
+      </w:pPr>
+      <w:r>
+        <w:t xml:space="preserve">Full methodology, per-field provenance, and both models’ complete readings:</w:t>
+      </w:r>
+      <w:r>
+        <w:t xml:space="preserve"> </w:t>
+      </w:r>
+      <w:r>
+        <w:rPr>
+          <w:rStyle w:val="VerbatimChar"/>
+        </w:rPr>
+        <w:t xml:space="preserve">results/analysis/device_profiling_v1/summary.json</w:t>
+      </w:r>
+      <w:r>
+        <w:t xml:space="preserve">.</w:t>
       </w:r>
     </w:p>
     <w:p>
@@ -4229,120 +4640,11 @@
       </w:r>
     </w:p>
     <w:p>
-      <w:r>
-        <w:pict>
-          <v:rect style="width:0;height:1.5pt" o:hralign="center" o:hrstd="t" o:hr="t"/>
-        </w:pict>
-      </w:r>
-    </w:p>
-    <w:bookmarkEnd w:id="32"/>
-    <w:bookmarkStart w:id="38" w:name="limitations-and-threats-to-validity"/>
-    <w:p>
-      <w:pPr>
-        <w:pStyle w:val="Heading2"/>
-      </w:pPr>
-      <w:r>
-        <w:t xml:space="preserve">9. Limitations and Threats to Validity</w:t>
-      </w:r>
-    </w:p>
-    <w:bookmarkStart w:id="33" w:name="Xf8ddbf9dd0bcb5f0ddd930effcd4bb73726a5d9"/>
-    <w:p>
-      <w:pPr>
-        <w:pStyle w:val="Heading3"/>
-      </w:pPr>
-      <w:r>
-        <w:t xml:space="preserve">9.1 Quality Gap (unresolved, but the picture has changed)</w:t>
-      </w:r>
-    </w:p>
-    <w:p>
       <w:pPr>
         <w:pStyle w:val="FirstParagraph"/>
       </w:pPr>
       <w:r>
-        <w:t xml:space="preserve">The 70% EM target is not met by any model. The best-known result under a fair, multi-seed comparison is now</w:t>
-      </w:r>
-      <w:r>
-        <w:t xml:space="preserve"> </w:t>
-      </w:r>
-      <w:r>
-        <w:rPr>
-          <w:rStyle w:val="VerbatimChar"/>
-        </w:rPr>
-        <w:t xml:space="preserve">axiom_lora_text_v1</w:t>
-      </w:r>
-      <w:r>
-        <w:t xml:space="preserve"> </w:t>
-      </w:r>
-      <w:r>
-        <w:t xml:space="preserve">at 37.1% +/- 5.3% test EM (Section 5.4) – meaningfully closer than either v4’s single-run 30.0% for the pretrained approach or the from-scratch baseline’s 32.0%, but the gap to 70% remains large and neither this draft nor v4 has evidence about</w:t>
-      </w:r>
-      <w:r>
-        <w:t xml:space="preserve"> </w:t>
-      </w:r>
-      <w:r>
-        <w:rPr>
-          <w:i/>
-          <w:iCs/>
-        </w:rPr>
-        <w:t xml:space="preserve">why</w:t>
-      </w:r>
-      <w:r>
-        <w:t xml:space="preserve"> </w:t>
-      </w:r>
-      <w:r>
-        <w:t xml:space="preserve">it’s this large beyond</w:t>
-      </w:r>
-      <w:r>
-        <w:t xml:space="preserve"> </w:t>
-      </w:r>
-      <w:r>
-        <w:t xml:space="preserve">“more data helped before.”</w:t>
-      </w:r>
-    </w:p>
-    <w:bookmarkEnd w:id="33"/>
-    <w:bookmarkStart w:id="34" w:name="scope-of-the-architecture-comparison"/>
-    <w:p>
-      <w:pPr>
-        <w:pStyle w:val="Heading3"/>
-      </w:pPr>
-      <w:r>
-        <w:t xml:space="preserve">9.2 Scope of the Architecture Comparison</w:t>
-      </w:r>
-    </w:p>
-    <w:p>
-      <w:pPr>
-        <w:pStyle w:val="FirstParagraph"/>
-      </w:pPr>
-      <w:r>
-        <w:t xml:space="preserve">Section 5.4’s comparison excludes the 52 manually-captured examples and was not run against the literal committed dataset v4 split (Section 4.2/4.3) – a same-recipe run against the full committed data, manual examples included, is open work.</w:t>
-      </w:r>
-    </w:p>
-    <w:bookmarkEnd w:id="34"/>
-    <w:bookmarkStart w:id="35" w:name="X5fe1b802559919595a84912dcda4a71b716a1a3"/>
-    <w:p>
-      <w:pPr>
-        <w:pStyle w:val="Heading3"/>
-      </w:pPr>
-      <w:r>
-        <w:t xml:space="preserve">9.3 KG-Guided Sweep Ran Against the Pre-Rebuild KG</w:t>
-      </w:r>
-    </w:p>
-    <w:p>
-      <w:pPr>
-        <w:pStyle w:val="FirstParagraph"/>
-      </w:pPr>
-      <w:r>
-        <w:t xml:space="preserve">The knowledge graph has since been rebuilt against dataset v4 (Section 3.3), but the Section 6.2 sweep ran before that rebuild, against dataset-v3-derived KG regions. The 29.7% test EM at budget=150 (Section 6.2) reflects KG-guided selection with no visibility into the 46 new Safari/Contacts examples. Whether re-running against the v4 KG changes this result is not yet verified.</w:t>
-      </w:r>
-    </w:p>
-    <w:bookmarkEnd w:id="35"/>
-    <w:bookmarkStart w:id="36" w:name="statistical-limitations"/>
-    <w:p>
-      <w:pPr>
-        <w:pStyle w:val="Heading3"/>
-      </w:pPr>
-      <w:r>
-        <w:t xml:space="preserve">9.4 Statistical Limitations</w:t>
+        <w:t xml:space="preserve">Five more were found and fixed in sequence during this draft’s physical-device session (Section 7.2) – its first-ever run against real hardware, not a simulator:</w:t>
       </w:r>
     </w:p>
     <w:p>
@@ -4354,7 +4656,53 @@
         </w:numPr>
       </w:pPr>
       <w:r>
-        <w:t xml:space="preserve">5 seeds per model for the architecture comparison (Section 5.4) – a real improvement over v4’s single run, still modest by broader ML-research standards.</w:t>
+        <w:rPr>
+          <w:b/>
+          <w:bCs/>
+        </w:rPr>
+        <w:t xml:space="preserve">Device-detection false positive</w:t>
+      </w:r>
+      <w:r>
+        <w:t xml:space="preserve">: the script’s</w:t>
+      </w:r>
+      <w:r>
+        <w:t xml:space="preserve"> </w:t>
+      </w:r>
+      <w:r>
+        <w:rPr>
+          <w:rStyle w:val="VerbatimChar"/>
+        </w:rPr>
+        <w:t xml:space="preserve">xctrace list devices</w:t>
+      </w:r>
+      <w:r>
+        <w:t xml:space="preserve"> </w:t>
+      </w:r>
+      <w:r>
+        <w:t xml:space="preserve">text-parsing filter silently selected a Simulator instead of the connected physical device, because simulator entries don’t reliably contain the literal word</w:t>
+      </w:r>
+      <w:r>
+        <w:t xml:space="preserve"> </w:t>
+      </w:r>
+      <w:r>
+        <w:t xml:space="preserve">“Simulator”</w:t>
+      </w:r>
+      <w:r>
+        <w:t xml:space="preserve"> </w:t>
+      </w:r>
+      <w:r>
+        <w:t xml:space="preserve">in their name. Replaced with</w:t>
+      </w:r>
+      <w:r>
+        <w:t xml:space="preserve"> </w:t>
+      </w:r>
+      <w:r>
+        <w:rPr>
+          <w:rStyle w:val="VerbatimChar"/>
+        </w:rPr>
+        <w:t xml:space="preserve">xcodebuild -showdestinations</w:t>
+      </w:r>
+      <w:r>
+        <w:t xml:space="preserve">, which explicitly tags real devices and flags incompatible ones.</w:t>
       </w:r>
     </w:p>
     <w:p>
@@ -4366,7 +4714,41 @@
         </w:numPr>
       </w:pPr>
       <w:r>
-        <w:t xml:space="preserve">5 seeds per (strategy, budget) cell in the trainable-model sweep (Section 6.2) – half v4’s heuristic-sweep seed count, a deliberate right-sizing for wall-clock feasibility (Section 6.2’s Appendix reproduction command), not a data limitation discovered after the fact.</w:t>
+        <w:rPr>
+          <w:b/>
+          <w:bCs/>
+        </w:rPr>
+        <w:t xml:space="preserve">Expired provisioning profile not renewed</w:t>
+      </w:r>
+      <w:r>
+        <w:t xml:space="preserve">: plain</w:t>
+      </w:r>
+      <w:r>
+        <w:t xml:space="preserve"> </w:t>
+      </w:r>
+      <w:r>
+        <w:rPr>
+          <w:rStyle w:val="VerbatimChar"/>
+        </w:rPr>
+        <w:t xml:space="preserve">xcodebuild</w:t>
+      </w:r>
+      <w:r>
+        <w:t xml:space="preserve"> </w:t>
+      </w:r>
+      <w:r>
+        <w:t xml:space="preserve">embeds whatever profile is already on disk even if expired; Xcode’s GUI Run button renews it first but the CLI does not unless told to. Fixed with</w:t>
+      </w:r>
+      <w:r>
+        <w:t xml:space="preserve"> </w:t>
+      </w:r>
+      <w:r>
+        <w:rPr>
+          <w:rStyle w:val="VerbatimChar"/>
+        </w:rPr>
+        <w:t xml:space="preserve">-allowProvisioningUpdates</w:t>
+      </w:r>
+      <w:r>
+        <w:t xml:space="preserve">.</w:t>
       </w:r>
     </w:p>
     <w:p>
@@ -4378,17 +4760,345 @@
         </w:numPr>
       </w:pPr>
       <w:r>
-        <w:t xml:space="preserve">Random’s power-law fit (R^2 = 0.865) is the strongest this project has produced in any sweep; Uncertainty’s is degenerate (3 of 4 budget means are exactly 0%).</w:t>
-      </w:r>
-    </w:p>
-    <w:bookmarkEnd w:id="36"/>
-    <w:bookmarkStart w:id="37" w:name="scope"/>
+        <w:rPr>
+          <w:b/>
+          <w:bCs/>
+        </w:rPr>
+        <w:t xml:space="preserve">Install path pointed at a stale build</w:t>
+      </w:r>
+      <w:r>
+        <w:t xml:space="preserve">: a hardcoded guess at the build output path happened to match a real leftover app bundle from months earlier, with a long-expired embedded profile – so the fresh, correctly-signed build was never actually the one installed. Fixed by querying</w:t>
+      </w:r>
+      <w:r>
+        <w:t xml:space="preserve"> </w:t>
+      </w:r>
+      <w:r>
+        <w:rPr>
+          <w:rStyle w:val="VerbatimChar"/>
+        </w:rPr>
+        <w:t xml:space="preserve">xcodebuild -showBuildSettings</w:t>
+      </w:r>
+      <w:r>
+        <w:t xml:space="preserve"> </w:t>
+      </w:r>
+      <w:r>
+        <w:t xml:space="preserve">for the real</w:t>
+      </w:r>
+      <w:r>
+        <w:t xml:space="preserve"> </w:t>
+      </w:r>
+      <w:r>
+        <w:rPr>
+          <w:rStyle w:val="VerbatimChar"/>
+        </w:rPr>
+        <w:t xml:space="preserve">BUILT_PRODUCTS_DIR</w:t>
+      </w:r>
+      <w:r>
+        <w:t xml:space="preserve"> </w:t>
+      </w:r>
+      <w:r>
+        <w:t xml:space="preserve">instead of guessing.</w:t>
+      </w:r>
+    </w:p>
+    <w:p>
+      <w:pPr>
+        <w:pStyle w:val="Compact"/>
+        <w:numPr>
+          <w:ilvl w:val="0"/>
+          <w:numId w:val="1004"/>
+        </w:numPr>
+      </w:pPr>
+      <w:r>
+        <w:rPr>
+          <w:b/>
+          <w:bCs/>
+        </w:rPr>
+        <w:t xml:space="preserve">Fragile PID-lookup race</w:t>
+      </w:r>
+      <w:r>
+        <w:t xml:space="preserve">: launching the app via</w:t>
+      </w:r>
+      <w:r>
+        <w:t xml:space="preserve"> </w:t>
+      </w:r>
+      <w:r>
+        <w:rPr>
+          <w:rStyle w:val="VerbatimChar"/>
+        </w:rPr>
+        <w:t xml:space="preserve">devicectl</w:t>
+      </w:r>
+      <w:r>
+        <w:t xml:space="preserve"> </w:t>
+      </w:r>
+      <w:r>
+        <w:t xml:space="preserve">and then grepping</w:t>
+      </w:r>
+      <w:r>
+        <w:t xml:space="preserve"> </w:t>
+      </w:r>
+      <w:r>
+        <w:rPr>
+          <w:rStyle w:val="VerbatimChar"/>
+        </w:rPr>
+        <w:t xml:space="preserve">devicectl device info processes</w:t>
+      </w:r>
+      <w:r>
+        <w:t xml:space="preserve"> </w:t>
+      </w:r>
+      <w:r>
+        <w:t xml:space="preserve">for its PID to attach</w:t>
+      </w:r>
+      <w:r>
+        <w:t xml:space="preserve"> </w:t>
+      </w:r>
+      <w:r>
+        <w:rPr>
+          <w:rStyle w:val="VerbatimChar"/>
+        </w:rPr>
+        <w:t xml:space="preserve">xctrace</w:t>
+      </w:r>
+      <w:r>
+        <w:t xml:space="preserve"> </w:t>
+      </w:r>
+      <w:r>
+        <w:t xml:space="preserve">was unreliable –</w:t>
+      </w:r>
+      <w:r>
+        <w:t xml:space="preserve"> </w:t>
+      </w:r>
+      <w:r>
+        <w:rPr>
+          <w:rStyle w:val="VerbatimChar"/>
+        </w:rPr>
+        <w:t xml:space="preserve">devicectl</w:t>
+      </w:r>
+      <w:r>
+        <w:t xml:space="preserve">’s own</w:t>
+      </w:r>
+      <w:r>
+        <w:t xml:space="preserve"> </w:t>
+      </w:r>
+      <w:r>
+        <w:rPr>
+          <w:rStyle w:val="VerbatimChar"/>
+        </w:rPr>
+        <w:t xml:space="preserve">--help</w:t>
+      </w:r>
+      <w:r>
+        <w:t xml:space="preserve"> </w:t>
+      </w:r>
+      <w:r>
+        <w:t xml:space="preserve">states its text output isn’t a supported interface for scripts at all. Replaced with</w:t>
+      </w:r>
+      <w:r>
+        <w:t xml:space="preserve"> </w:t>
+      </w:r>
+      <w:r>
+        <w:rPr>
+          <w:rStyle w:val="VerbatimChar"/>
+        </w:rPr>
+        <w:t xml:space="preserve">xctrace record --launch</w:t>
+      </w:r>
+      <w:r>
+        <w:t xml:space="preserve">, which launches and attaches atomically.</w:t>
+      </w:r>
+    </w:p>
+    <w:p>
+      <w:pPr>
+        <w:pStyle w:val="Compact"/>
+        <w:numPr>
+          <w:ilvl w:val="0"/>
+          <w:numId w:val="1004"/>
+        </w:numPr>
+      </w:pPr>
+      <w:r>
+        <w:rPr>
+          <w:b/>
+          <w:bCs/>
+        </w:rPr>
+        <w:t xml:space="preserve">Wrong Instruments template name</w:t>
+      </w:r>
+      <w:r>
+        <w:t xml:space="preserve">: the runbook and script both called it</w:t>
+      </w:r>
+      <w:r>
+        <w:t xml:space="preserve"> </w:t>
+      </w:r>
+      <w:r>
+        <w:t xml:space="preserve">“Energy Log,”</w:t>
+      </w:r>
+      <w:r>
+        <w:t xml:space="preserve"> </w:t>
+      </w:r>
+      <w:r>
+        <w:t xml:space="preserve">matching older Xcode versions; this Xcode version calls it</w:t>
+      </w:r>
+      <w:r>
+        <w:t xml:space="preserve"> </w:t>
+      </w:r>
+      <w:r>
+        <w:t xml:space="preserve">“Power Profiler,”</w:t>
+      </w:r>
+      <w:r>
+        <w:t xml:space="preserve"> </w:t>
+      </w:r>
+      <w:r>
+        <w:t xml:space="preserve">and</w:t>
+      </w:r>
+      <w:r>
+        <w:t xml:space="preserve"> </w:t>
+      </w:r>
+      <w:r>
+        <w:rPr>
+          <w:rStyle w:val="VerbatimChar"/>
+        </w:rPr>
+        <w:t xml:space="preserve">xctrace</w:t>
+      </w:r>
+      <w:r>
+        <w:t xml:space="preserve"> </w:t>
+      </w:r>
+      <w:r>
+        <w:t xml:space="preserve">fails outright on an unrecognized template name rather than fuzzy-matching. Confirmed via</w:t>
+      </w:r>
+      <w:r>
+        <w:t xml:space="preserve"> </w:t>
+      </w:r>
+      <w:r>
+        <w:rPr>
+          <w:rStyle w:val="VerbatimChar"/>
+        </w:rPr>
+        <w:t xml:space="preserve">xcrun xctrace list templates</w:t>
+      </w:r>
+      <w:r>
+        <w:t xml:space="preserve"> </w:t>
+      </w:r>
+      <w:r>
+        <w:t xml:space="preserve">and fixed throughout.</w:t>
+      </w:r>
+    </w:p>
+    <w:p>
+      <w:pPr>
+        <w:pStyle w:val="FirstParagraph"/>
+      </w:pPr>
+      <w:r>
+        <w:t xml:space="preserve">A separate, non-code methodology issue was also caught and corrected during this same session: the first energy reading for each model was captured while the device was charging over USB, producing an uninformative exact 0.0%/hr result. Section 7.2 has the full account.</w:t>
+      </w:r>
+    </w:p>
+    <w:p>
+      <w:r>
+        <w:pict>
+          <v:rect style="width:0;height:1.5pt" o:hralign="center" o:hrstd="t" o:hr="t"/>
+        </w:pict>
+      </w:r>
+    </w:p>
+    <w:bookmarkEnd w:id="32"/>
+    <w:bookmarkStart w:id="38" w:name="limitations-and-threats-to-validity"/>
+    <w:p>
+      <w:pPr>
+        <w:pStyle w:val="Heading2"/>
+      </w:pPr>
+      <w:r>
+        <w:t xml:space="preserve">9. Limitations and Threats to Validity</w:t>
+      </w:r>
+    </w:p>
+    <w:bookmarkStart w:id="33" w:name="Xf8ddbf9dd0bcb5f0ddd930effcd4bb73726a5d9"/>
     <w:p>
       <w:pPr>
         <w:pStyle w:val="Heading3"/>
       </w:pPr>
       <w:r>
-        <w:t xml:space="preserve">9.5 Scope</w:t>
+        <w:t xml:space="preserve">9.1 Quality Gap (unresolved, but the picture has changed)</w:t>
+      </w:r>
+    </w:p>
+    <w:p>
+      <w:pPr>
+        <w:pStyle w:val="FirstParagraph"/>
+      </w:pPr>
+      <w:r>
+        <w:t xml:space="preserve">The 70% EM target is not met by any model. The best-known result under a fair, multi-seed comparison is now</w:t>
+      </w:r>
+      <w:r>
+        <w:t xml:space="preserve"> </w:t>
+      </w:r>
+      <w:r>
+        <w:rPr>
+          <w:rStyle w:val="VerbatimChar"/>
+        </w:rPr>
+        <w:t xml:space="preserve">axiom_lora_text_v1</w:t>
+      </w:r>
+      <w:r>
+        <w:t xml:space="preserve"> </w:t>
+      </w:r>
+      <w:r>
+        <w:t xml:space="preserve">at 37.1% +/- 5.3% test EM (Section 5.4) – meaningfully closer than either v4’s single-run 30.0% for the pretrained approach or the from-scratch baseline’s 32.0%, but the gap to 70% remains large and neither this draft nor v4 has evidence about</w:t>
+      </w:r>
+      <w:r>
+        <w:t xml:space="preserve"> </w:t>
+      </w:r>
+      <w:r>
+        <w:rPr>
+          <w:i/>
+          <w:iCs/>
+        </w:rPr>
+        <w:t xml:space="preserve">why</w:t>
+      </w:r>
+      <w:r>
+        <w:t xml:space="preserve"> </w:t>
+      </w:r>
+      <w:r>
+        <w:t xml:space="preserve">it’s this large beyond</w:t>
+      </w:r>
+      <w:r>
+        <w:t xml:space="preserve"> </w:t>
+      </w:r>
+      <w:r>
+        <w:t xml:space="preserve">“more data helped before.”</w:t>
+      </w:r>
+    </w:p>
+    <w:bookmarkEnd w:id="33"/>
+    <w:bookmarkStart w:id="34" w:name="scope-of-the-architecture-comparison"/>
+    <w:p>
+      <w:pPr>
+        <w:pStyle w:val="Heading3"/>
+      </w:pPr>
+      <w:r>
+        <w:t xml:space="preserve">9.2 Scope of the Architecture Comparison</w:t>
+      </w:r>
+    </w:p>
+    <w:p>
+      <w:pPr>
+        <w:pStyle w:val="FirstParagraph"/>
+      </w:pPr>
+      <w:r>
+        <w:t xml:space="preserve">Section 5.4’s comparison excludes the 52 manually-captured examples and was not run against the literal committed dataset v4 split (Section 4.2/4.3) – a same-recipe run against the full committed data, manual examples included, is open work.</w:t>
+      </w:r>
+    </w:p>
+    <w:bookmarkEnd w:id="34"/>
+    <w:bookmarkStart w:id="35" w:name="X5fe1b802559919595a84912dcda4a71b716a1a3"/>
+    <w:p>
+      <w:pPr>
+        <w:pStyle w:val="Heading3"/>
+      </w:pPr>
+      <w:r>
+        <w:t xml:space="preserve">9.3 KG-Guided Sweep Ran Against the Pre-Rebuild KG</w:t>
+      </w:r>
+    </w:p>
+    <w:p>
+      <w:pPr>
+        <w:pStyle w:val="FirstParagraph"/>
+      </w:pPr>
+      <w:r>
+        <w:t xml:space="preserve">The knowledge graph has since been rebuilt against dataset v4 (Section 3.3), but the Section 6.2 sweep ran before that rebuild, against dataset-v3-derived KG regions. The 29.7% test EM at budget=150 (Section 6.2) reflects KG-guided selection with no visibility into the 46 new Safari/Contacts examples. Whether re-running against the v4 KG changes this result is not yet verified.</w:t>
+      </w:r>
+    </w:p>
+    <w:bookmarkEnd w:id="35"/>
+    <w:bookmarkStart w:id="36" w:name="statistical-limitations"/>
+    <w:p>
+      <w:pPr>
+        <w:pStyle w:val="Heading3"/>
+      </w:pPr>
+      <w:r>
+        <w:t xml:space="preserve">9.4 Statistical Limitations</w:t>
       </w:r>
     </w:p>
     <w:p>
@@ -4400,7 +5110,7 @@
         </w:numPr>
       </w:pPr>
       <w:r>
-        <w:t xml:space="preserve">No energy or memory measurement on physical hardware, for any model, in any semester (Section 7.2) – the one gap in this project that is not closeable without a physical device in someone’s hands.</w:t>
+        <w:t xml:space="preserve">5 seeds per model for the architecture comparison (Section 5.4) – a real improvement over v4’s single run, still modest by broader ML-research standards.</w:t>
       </w:r>
     </w:p>
     <w:p>
@@ -4412,7 +5122,7 @@
         </w:numPr>
       </w:pPr>
       <w:r>
-        <w:t xml:space="preserve">No ablation on LoRA rank, or on unfreezing more of either pretrained backbone.</w:t>
+        <w:t xml:space="preserve">5 seeds per (strategy, budget) cell in the trainable-model sweep (Section 6.2) – half v4’s heuristic-sweep seed count, a deliberate right-sizing for wall-clock feasibility (Section 6.2’s Appendix reproduction command), not a data limitation discovered after the fact.</w:t>
       </w:r>
     </w:p>
     <w:p>
@@ -4424,37 +5134,17 @@
         </w:numPr>
       </w:pPr>
       <w:r>
-        <w:t xml:space="preserve">No comparison to production VLMs (Florence, LLaVA, Qwen-VL remain config-only candidates, unchanged since v1).</w:t>
-      </w:r>
-    </w:p>
-    <w:p>
-      <w:pPr>
-        <w:pStyle w:val="Compact"/>
-        <w:numPr>
-          <w:ilvl w:val="0"/>
-          <w:numId w:val="1005"/>
-        </w:numPr>
-      </w:pPr>
-      <w:r>
-        <w:t xml:space="preserve">Reminders and Calendar remain out of the dataset (Section 4.1), for reasons specific to each (touch-injection requirement; no deterministic clock control), not a general ceiling on further app-diversity growth.</w:t>
-      </w:r>
-    </w:p>
-    <w:p>
-      <w:r>
-        <w:pict>
-          <v:rect style="width:0;height:1.5pt" o:hralign="center" o:hrstd="t" o:hr="t"/>
-        </w:pict>
-      </w:r>
-    </w:p>
-    <w:bookmarkEnd w:id="37"/>
-    <w:bookmarkEnd w:id="38"/>
-    <w:bookmarkStart w:id="39" w:name="discussion"/>
-    <w:p>
-      <w:pPr>
-        <w:pStyle w:val="Heading2"/>
-      </w:pPr>
-      <w:r>
-        <w:t xml:space="preserve">10. Discussion</w:t>
+        <w:t xml:space="preserve">Random’s power-law fit (R^2 = 0.865) is the strongest this project has produced in any sweep; Uncertainty’s is degenerate (3 of 4 budget means are exactly 0%).</w:t>
+      </w:r>
+    </w:p>
+    <w:bookmarkEnd w:id="36"/>
+    <w:bookmarkStart w:id="37" w:name="scope"/>
+    <w:p>
+      <w:pPr>
+        <w:pStyle w:val="Heading3"/>
+      </w:pPr>
+      <w:r>
+        <w:t xml:space="preserve">9.5 Scope</w:t>
       </w:r>
     </w:p>
     <w:p>
@@ -4466,29 +5156,52 @@
         </w:numPr>
       </w:pPr>
       <w:r>
-        <w:rPr>
-          <w:b/>
-          <w:bCs/>
-        </w:rPr>
-        <w:t xml:space="preserve">The most important finding this draft reports is about the project’s own process, not a model.</w:t>
-      </w:r>
-      <w:r>
-        <w:t xml:space="preserve"> </w:t>
-      </w:r>
-      <w:r>
-        <w:t xml:space="preserve">Three separate v4 conclusions – a conversion dead end, a quality wash, and a hardware limitation – turned out to be artifacts of stopping investigation at the first plausible explanation rather than the actual cause. All three reversed under direct re-examination that took, in total, less time than the original (abandoned) attempts. The lesson is not</w:t>
-      </w:r>
-      <w:r>
-        <w:t xml:space="preserve"> </w:t>
-      </w:r>
-      <w:r>
-        <w:t xml:space="preserve">“try harder”</w:t>
-      </w:r>
-      <w:r>
-        <w:t xml:space="preserve"> </w:t>
-      </w:r>
-      <w:r>
-        <w:t xml:space="preserve">in the abstract; it’s that this project’s own honesty norm (disclose limitations plainly) had started to substitute for closing them, and disclosure without a genuine attempt at remediation is not the same discipline this project was built on in semester 1.</w:t>
+        <w:t xml:space="preserve">Energy and memory are now measured (Section 7.2), but only for</w:t>
+      </w:r>
+      <w:r>
+        <w:t xml:space="preserve"> </w:t>
+      </w:r>
+      <w:r>
+        <w:rPr>
+          <w:rStyle w:val="VerbatimChar"/>
+        </w:rPr>
+        <w:t xml:space="preserve">tiny_multimodal_v1</w:t>
+      </w:r>
+      <w:r>
+        <w:t xml:space="preserve"> </w:t>
+      </w:r>
+      <w:r>
+        <w:t xml:space="preserve">and</w:t>
+      </w:r>
+      <w:r>
+        <w:t xml:space="preserve"> </w:t>
+      </w:r>
+      <w:r>
+        <w:rPr>
+          <w:rStyle w:val="VerbatimChar"/>
+        </w:rPr>
+        <w:t xml:space="preserve">axiom_lora_v1</w:t>
+      </w:r>
+      <w:r>
+        <w:t xml:space="preserve"> </w:t>
+      </w:r>
+      <w:r>
+        <w:t xml:space="preserve">–</w:t>
+      </w:r>
+      <w:r>
+        <w:t xml:space="preserve"> </w:t>
+      </w:r>
+      <w:r>
+        <w:rPr>
+          <w:rStyle w:val="VerbatimChar"/>
+        </w:rPr>
+        <w:t xml:space="preserve">axiom_lora_text_v1</w:t>
+      </w:r>
+      <w:r>
+        <w:t xml:space="preserve"> </w:t>
+      </w:r>
+      <w:r>
+        <w:t xml:space="preserve">has no on-device Swift integration in this pass, so it cannot be profiled the same way. Both measured readings also reflect a mixed active/idle recording window rather than pure continuous-inference load (Section 7.2’s caveat).</w:t>
       </w:r>
     </w:p>
     <w:p>
@@ -4500,14 +5213,7 @@
         </w:numPr>
       </w:pPr>
       <w:r>
-        <w:rPr>
-          <w:b/>
-          <w:bCs/>
-        </w:rPr>
-        <w:t xml:space="preserve">Pretrained backbones do help on this task</w:t>
-      </w:r>
-      <w:r>
-        <w:t xml:space="preserve">, contrary to v4’s headline conclusion – both vision and text modalities, roughly equally, at the seed count tested. This reopens a question v4 had closed (whether pretraining is a poor prior for this task) rather than answering it.</w:t>
+        <w:t xml:space="preserve">No ablation on LoRA rank, or on unfreezing more of either pretrained backbone.</w:t>
       </w:r>
     </w:p>
     <w:p>
@@ -4519,33 +5225,7 @@
         </w:numPr>
       </w:pPr>
       <w:r>
-        <w:rPr>
-          <w:b/>
-          <w:bCs/>
-        </w:rPr>
-        <w:t xml:space="preserve">The selection-strategy question, asked of a real model for the first time, gives a different answer than the heuristic sweep did.</w:t>
-      </w:r>
-      <w:r>
-        <w:t xml:space="preserve"> </w:t>
-      </w:r>
-      <w:r>
-        <w:t xml:space="preserve">v4’s memorization-heuristic sweep found KG-guided overtaking Random by budget 50, with all strategies producing</w:t>
-      </w:r>
-      <w:r>
-        <w:t xml:space="preserve"> </w:t>
-      </w:r>
-      <w:r>
-        <w:rPr>
-          <w:i/>
-          <w:iCs/>
-        </w:rPr>
-        <w:t xml:space="preserve">some</w:t>
-      </w:r>
-      <w:r>
-        <w:t xml:space="preserve"> </w:t>
-      </w:r>
-      <w:r>
-        <w:t xml:space="preserve">signal at every budget. Against a real trainable model, Uncertainty and Diversity instead collapse to near-0% test EM through budget 300 – not a weaker version of the heuristic-sweep pattern, but a qualitatively different failure this project could not have seen without fixing the compute problem that blocked it in v4. KG-guided remains the standout strategy in both sweeps, for a related but not identical reason: coverage-first selection that starved a memorization heuristic of repeats (v4) instead appears to give a real model enough distinct signal to actually learn from, where Diversity and Uncertainty’s specific selection criteria do not, at least at these budgets.</w:t>
+        <w:t xml:space="preserve">No comparison to production VLMs (Florence, LLaVA, Qwen-VL remain config-only candidates, unchanged since v1).</w:t>
       </w:r>
     </w:p>
     <w:p>
@@ -4557,44 +5237,7 @@
         </w:numPr>
       </w:pPr>
       <w:r>
-        <w:rPr>
-          <w:b/>
-          <w:bCs/>
-        </w:rPr>
-        <w:t xml:space="preserve">Data locality is resolved for 93% of the dataset</w:t>
-      </w:r>
-      <w:r>
-        <w:t xml:space="preserve">, and the remaining 7% (manual examples) is a small, bounded, disclosed gap rather than a recurring blocker – closing it fully just requires one round of Drive access, not further engineering.</w:t>
-      </w:r>
-    </w:p>
-    <w:bookmarkEnd w:id="39"/>
-    <w:bookmarkStart w:id="40" w:name="conclusion"/>
-    <w:p>
-      <w:pPr>
-        <w:pStyle w:val="Heading2"/>
-      </w:pPr>
-      <w:r>
-        <w:t xml:space="preserve">11. Conclusion</w:t>
-      </w:r>
-    </w:p>
-    <w:p>
-      <w:pPr>
-        <w:pStyle w:val="FirstParagraph"/>
-      </w:pPr>
-      <w:r>
-        <w:t xml:space="preserve">This draft corrects three conclusions from v4 that did not survive direct re-examination – a text-LoRA conversion failure attributed to the wrong cause, a single-run</w:t>
-      </w:r>
-      <w:r>
-        <w:t xml:space="preserve"> </w:t>
-      </w:r>
-      <w:r>
-        <w:t xml:space="preserve">“wash, not a win”</w:t>
-      </w:r>
-      <w:r>
-        <w:t xml:space="preserve"> </w:t>
-      </w:r>
-      <w:r>
-        <w:t xml:space="preserve">verdict that reverses at five seeds, and a sweep abandonment attributed to hardware limits that were actually a missing device-management code path – and extends the dataset with genuinely new content after discovering a stale assumption about simulator app availability. The central quality question remains open (best result: 37.1% test EM against a 70% target), but the evidence base under it is now materially more reliable than it was in v4. Energy and memory remain the two constraints this project has never measured, on any model, in any semester; closing that gap requires a physical device and a person, not more code – and, for the first time, a script that makes that person’s job a single short session instead of several partial attempts.</w:t>
+        <w:t xml:space="preserve">Reminders and Calendar remain out of the dataset (Section 4.1), for reasons specific to each (touch-injection requirement; no deterministic clock control), not a general ceiling on further app-diversity growth.</w:t>
       </w:r>
     </w:p>
     <w:p>
@@ -4604,14 +5247,15 @@
         </w:pict>
       </w:r>
     </w:p>
-    <w:bookmarkEnd w:id="40"/>
-    <w:bookmarkStart w:id="41" w:name="references"/>
+    <w:bookmarkEnd w:id="37"/>
+    <w:bookmarkEnd w:id="38"/>
+    <w:bookmarkStart w:id="39" w:name="discussion"/>
     <w:p>
       <w:pPr>
         <w:pStyle w:val="Heading2"/>
       </w:pPr>
       <w:r>
-        <w:t xml:space="preserve">References</w:t>
+        <w:t xml:space="preserve">10. Discussion</w:t>
       </w:r>
     </w:p>
     <w:p>
@@ -4623,16 +5267,29 @@
         </w:numPr>
       </w:pPr>
       <w:r>
-        <w:t xml:space="preserve">Antol, S., et al. </w:t>
-      </w:r>
-      <w:r>
-        <w:t xml:space="preserve">“VQA: Visual Question Answering.”</w:t>
-      </w:r>
-      <w:r>
-        <w:t xml:space="preserve"> </w:t>
-      </w:r>
-      <w:r>
-        <w:t xml:space="preserve">ICCV 2015.</w:t>
+        <w:rPr>
+          <w:b/>
+          <w:bCs/>
+        </w:rPr>
+        <w:t xml:space="preserve">The most important finding this draft reports is about the project’s own process, not a model.</w:t>
+      </w:r>
+      <w:r>
+        <w:t xml:space="preserve"> </w:t>
+      </w:r>
+      <w:r>
+        <w:t xml:space="preserve">Three separate v4 conclusions – a conversion dead end, a quality wash, and a hardware limitation – turned out to be artifacts of stopping investigation at the first plausible explanation rather than the actual cause. All three reversed under direct re-examination that took, in total, less time than the original (abandoned) attempts. The lesson is not</w:t>
+      </w:r>
+      <w:r>
+        <w:t xml:space="preserve"> </w:t>
+      </w:r>
+      <w:r>
+        <w:t xml:space="preserve">“try harder”</w:t>
+      </w:r>
+      <w:r>
+        <w:t xml:space="preserve"> </w:t>
+      </w:r>
+      <w:r>
+        <w:t xml:space="preserve">in the abstract; it’s that this project’s own honesty norm (disclose limitations plainly) had started to substitute for closing them, and disclosure without a genuine attempt at remediation is not the same discipline this project was built on in semester 1.</w:t>
       </w:r>
     </w:p>
     <w:p>
@@ -4644,19 +5301,14 @@
         </w:numPr>
       </w:pPr>
       <w:r>
-        <w:t xml:space="preserve">Apple.</w:t>
-      </w:r>
-      <w:r>
-        <w:t xml:space="preserve"> </w:t>
-      </w:r>
-      <w:r>
-        <w:t xml:space="preserve">“Core ML Documentation.”</w:t>
-      </w:r>
-      <w:r>
-        <w:t xml:space="preserve"> </w:t>
-      </w:r>
-      <w:r>
-        <w:t xml:space="preserve">developer.apple.com/documentation/coreml, 2023.</w:t>
+        <w:rPr>
+          <w:b/>
+          <w:bCs/>
+        </w:rPr>
+        <w:t xml:space="preserve">Pretrained backbones do help on this task</w:t>
+      </w:r>
+      <w:r>
+        <w:t xml:space="preserve">, contrary to v4’s headline conclusion – both vision and text modalities, roughly equally, at the seed count tested. This reopens a question v4 had closed (whether pretraining is a poor prior for this task) rather than answering it.</w:t>
       </w:r>
     </w:p>
     <w:p>
@@ -4668,16 +5320,33 @@
         </w:numPr>
       </w:pPr>
       <w:r>
-        <w:t xml:space="preserve">Ash, J. T., et al. </w:t>
-      </w:r>
-      <w:r>
-        <w:t xml:space="preserve">“Deep Batch Active Learning by Diverse, Uncertain Gradient Lower Bounds.”</w:t>
-      </w:r>
-      <w:r>
-        <w:t xml:space="preserve"> </w:t>
-      </w:r>
-      <w:r>
-        <w:t xml:space="preserve">ICLR 2020.</w:t>
+        <w:rPr>
+          <w:b/>
+          <w:bCs/>
+        </w:rPr>
+        <w:t xml:space="preserve">The selection-strategy question, asked of a real model for the first time, gives a different answer than the heuristic sweep did.</w:t>
+      </w:r>
+      <w:r>
+        <w:t xml:space="preserve"> </w:t>
+      </w:r>
+      <w:r>
+        <w:t xml:space="preserve">v4’s memorization-heuristic sweep found KG-guided overtaking Random by budget 50, with all strategies producing</w:t>
+      </w:r>
+      <w:r>
+        <w:t xml:space="preserve"> </w:t>
+      </w:r>
+      <w:r>
+        <w:rPr>
+          <w:i/>
+          <w:iCs/>
+        </w:rPr>
+        <w:t xml:space="preserve">some</w:t>
+      </w:r>
+      <w:r>
+        <w:t xml:space="preserve"> </w:t>
+      </w:r>
+      <w:r>
+        <w:t xml:space="preserve">signal at every budget. Against a real trainable model, Uncertainty and Diversity instead collapse to near-0% test EM through budget 300 – not a weaker version of the heuristic-sweep pattern, but a qualitatively different failure this project could not have seen without fixing the compute problem that blocked it in v4. KG-guided remains the standout strategy in both sweeps, for a related but not identical reason: coverage-first selection that starved a memorization heuristic of repeats (v4) instead appears to give a real model enough distinct signal to actually learn from, where Diversity and Uncertainty’s specific selection criteria do not, at least at these budgets.</w:t>
       </w:r>
     </w:p>
     <w:p>
@@ -4689,103 +5358,44 @@
         </w:numPr>
       </w:pPr>
       <w:r>
-        <w:t xml:space="preserve">Hestness, J., et al. </w:t>
-      </w:r>
-      <w:r>
-        <w:t xml:space="preserve">“Deep Learning Scaling is Predictable, Empirically.”</w:t>
-      </w:r>
-      <w:r>
-        <w:t xml:space="preserve"> </w:t>
-      </w:r>
-      <w:r>
-        <w:t xml:space="preserve">arXiv:1712.00409, 2017.</w:t>
-      </w:r>
-    </w:p>
-    <w:p>
-      <w:pPr>
-        <w:pStyle w:val="Compact"/>
-        <w:numPr>
-          <w:ilvl w:val="0"/>
-          <w:numId w:val="1007"/>
-        </w:numPr>
-      </w:pPr>
-      <w:r>
-        <w:t xml:space="preserve">Hu, E. J., et al. </w:t>
-      </w:r>
-      <w:r>
-        <w:t xml:space="preserve">“LoRA: Low-Rank Adaptation of Large Language Models.”</w:t>
-      </w:r>
-      <w:r>
-        <w:t xml:space="preserve"> </w:t>
-      </w:r>
-      <w:r>
-        <w:t xml:space="preserve">arXiv:2106.09685, 2021.</w:t>
-      </w:r>
-    </w:p>
-    <w:p>
-      <w:pPr>
-        <w:pStyle w:val="Compact"/>
-        <w:numPr>
-          <w:ilvl w:val="0"/>
-          <w:numId w:val="1007"/>
-        </w:numPr>
-      </w:pPr>
-      <w:r>
-        <w:t xml:space="preserve">Ignatov, A., et al. </w:t>
-      </w:r>
-      <w:r>
-        <w:t xml:space="preserve">“AI Benchmark: All About Deep Learning on Smartphones.”</w:t>
-      </w:r>
-      <w:r>
-        <w:t xml:space="preserve"> </w:t>
-      </w:r>
-      <w:r>
-        <w:t xml:space="preserve">ICCV Workshop 2019.</w:t>
-      </w:r>
-    </w:p>
-    <w:p>
-      <w:pPr>
-        <w:pStyle w:val="Compact"/>
-        <w:numPr>
-          <w:ilvl w:val="0"/>
-          <w:numId w:val="1007"/>
-        </w:numPr>
-      </w:pPr>
-      <w:r>
-        <w:t xml:space="preserve">Kaplan, J., et al. </w:t>
-      </w:r>
-      <w:r>
-        <w:t xml:space="preserve">“Scaling Laws for Neural Language Models.”</w:t>
-      </w:r>
-      <w:r>
-        <w:t xml:space="preserve"> </w:t>
-      </w:r>
-      <w:r>
-        <w:t xml:space="preserve">arXiv:2001.08361, 2020.</w:t>
-      </w:r>
-    </w:p>
-    <w:p>
-      <w:pPr>
-        <w:pStyle w:val="Compact"/>
-        <w:numPr>
-          <w:ilvl w:val="0"/>
-          <w:numId w:val="1007"/>
-        </w:numPr>
-      </w:pPr>
-      <w:r>
-        <w:t xml:space="preserve">Sener, O. and Savarese, S.</w:t>
-      </w:r>
-      <w:r>
-        <w:t xml:space="preserve"> </w:t>
-      </w:r>
-      <w:r>
-        <w:t xml:space="preserve">“Active Learning for Convolutional Neural Networks: A Core-Set Approach.”</w:t>
-      </w:r>
-      <w:r>
-        <w:t xml:space="preserve"> </w:t>
-      </w:r>
-      <w:r>
-        <w:t xml:space="preserve">ICLR 2018.</w:t>
+        <w:rPr>
+          <w:b/>
+          <w:bCs/>
+        </w:rPr>
+        <w:t xml:space="preserve">Data locality is resolved for 93% of the dataset</w:t>
+      </w:r>
+      <w:r>
+        <w:t xml:space="preserve">, and the remaining 7% (manual examples) is a small, bounded, disclosed gap rather than a recurring blocker – closing it fully just requires one round of Drive access, not further engineering.</w:t>
+      </w:r>
+    </w:p>
+    <w:bookmarkEnd w:id="39"/>
+    <w:bookmarkStart w:id="40" w:name="conclusion"/>
+    <w:p>
+      <w:pPr>
+        <w:pStyle w:val="Heading2"/>
+      </w:pPr>
+      <w:r>
+        <w:t xml:space="preserve">11. Conclusion</w:t>
+      </w:r>
+    </w:p>
+    <w:p>
+      <w:pPr>
+        <w:pStyle w:val="FirstParagraph"/>
+      </w:pPr>
+      <w:r>
+        <w:t xml:space="preserve">This draft corrects three conclusions from v4 that did not survive direct re-examination – a text-LoRA conversion failure attributed to the wrong cause, a single-run</w:t>
+      </w:r>
+      <w:r>
+        <w:t xml:space="preserve"> </w:t>
+      </w:r>
+      <w:r>
+        <w:t xml:space="preserve">“wash, not a win”</w:t>
+      </w:r>
+      <w:r>
+        <w:t xml:space="preserve"> </w:t>
+      </w:r>
+      <w:r>
+        <w:t xml:space="preserve">verdict that reverses at five seeds, and a sweep abandonment attributed to hardware limits that were actually a missing device-management code path – and extends the dataset with genuinely new content after discovering a stale assumption about simulator app availability. The central quality question remains open (best result: 37.1% test EM against a 70% target), but the evidence base under it is now materially more reliable than it was in v4. Energy and memory, the two constraints this project had never measured on any model in any semester, are measured for the first time in this draft: both models pass memory comfortably, energy is a narrow split (one model over threshold, one under, by a margin smaller than the measurement’s own noise floor) – a real result, not a clean win, delivered by fixing five genuine bugs in the profiling tooling on its first actual contact with physical hardware rather than working around them.</w:t>
       </w:r>
     </w:p>
     <w:p>
@@ -4795,873 +5405,14 @@
         </w:pict>
       </w:r>
     </w:p>
-    <w:bookmarkEnd w:id="41"/>
-    <w:bookmarkStart w:id="42" w:name="appendix-a-reproduction"/>
+    <w:bookmarkEnd w:id="40"/>
+    <w:bookmarkStart w:id="41" w:name="references"/>
     <w:p>
       <w:pPr>
         <w:pStyle w:val="Heading2"/>
       </w:pPr>
       <w:r>
-        <w:t xml:space="preserve">Appendix A: Reproduction</w:t>
-      </w:r>
-    </w:p>
-    <w:p>
-      <w:pPr>
-        <w:pStyle w:val="SourceCode"/>
-      </w:pPr>
-      <w:r>
-        <w:rPr>
-          <w:rStyle w:val="CommentTok"/>
-        </w:rPr>
-        <w:t xml:space="preserve"># === Dataset v4 (local regeneration, no Drive access needed for auto-generated portion) ===</w:t>
-      </w:r>
-      <w:r>
-        <w:br/>
-      </w:r>
-      <w:r>
-        <w:rPr>
-          <w:rStyle w:val="ExtensionTok"/>
-        </w:rPr>
-        <w:t xml:space="preserve">python3</w:t>
-      </w:r>
-      <w:r>
-        <w:rPr>
-          <w:rStyle w:val="NormalTok"/>
-        </w:rPr>
-        <w:t xml:space="preserve"> ml/scripts/regenerate_local_images.py </w:t>
-      </w:r>
-      <w:r>
-        <w:rPr>
-          <w:rStyle w:val="AttributeTok"/>
-        </w:rPr>
-        <w:t xml:space="preserve">--device</w:t>
-      </w:r>
-      <w:r>
-        <w:rPr>
-          <w:rStyle w:val="NormalTok"/>
-        </w:rPr>
-        <w:t xml:space="preserve"> </w:t>
-      </w:r>
-      <w:r>
-        <w:rPr>
-          <w:rStyle w:val="StringTok"/>
-        </w:rPr>
-        <w:t xml:space="preserve">"iPhone 17 Pro Max"</w:t>
-      </w:r>
-      <w:r>
-        <w:br/>
-      </w:r>
-      <w:r>
-        <w:rPr>
-          <w:rStyle w:val="ExtensionTok"/>
-        </w:rPr>
-        <w:t xml:space="preserve">./scripts/capture_new_apps_v05.sh</w:t>
-      </w:r>
-      <w:r>
-        <w:rPr>
-          <w:rStyle w:val="NormalTok"/>
-        </w:rPr>
-        <w:t xml:space="preserve"> </w:t>
-      </w:r>
-      <w:r>
-        <w:rPr>
-          <w:rStyle w:val="AttributeTok"/>
-        </w:rPr>
-        <w:t xml:space="preserve">--device</w:t>
-      </w:r>
-      <w:r>
-        <w:rPr>
-          <w:rStyle w:val="NormalTok"/>
-        </w:rPr>
-        <w:t xml:space="preserve"> </w:t>
-      </w:r>
-      <w:r>
-        <w:rPr>
-          <w:rStyle w:val="StringTok"/>
-        </w:rPr>
-        <w:t xml:space="preserve">"iPhone 17 Pro Max"</w:t>
-      </w:r>
-      <w:r>
-        <w:br/>
-      </w:r>
-      <w:r>
-        <w:rPr>
-          <w:rStyle w:val="ExtensionTok"/>
-        </w:rPr>
-        <w:t xml:space="preserve">python3</w:t>
-      </w:r>
-      <w:r>
-        <w:rPr>
-          <w:rStyle w:val="NormalTok"/>
-        </w:rPr>
-        <w:t xml:space="preserve"> ml/scripts/promote_v05_new_apps.py </w:t>
-      </w:r>
-      <w:r>
-        <w:rPr>
-          <w:rStyle w:val="AttributeTok"/>
-        </w:rPr>
-        <w:t xml:space="preserve">--input</w:t>
-      </w:r>
-      <w:r>
-        <w:rPr>
-          <w:rStyle w:val="NormalTok"/>
-        </w:rPr>
-        <w:t xml:space="preserve"> ~/axiom-local-data/raw_v05 </w:t>
-      </w:r>
-      <w:r>
-        <w:rPr>
-          <w:rStyle w:val="AttributeTok"/>
-        </w:rPr>
-        <w:t xml:space="preserve">--execute</w:t>
-      </w:r>
-      <w:r>
-        <w:br/>
-      </w:r>
-      <w:r>
-        <w:br/>
-      </w:r>
-      <w:r>
-        <w:rPr>
-          <w:rStyle w:val="CommentTok"/>
-        </w:rPr>
-        <w:t xml:space="preserve"># === axiom_lora_text_v1 (the fixed text-LoRA path) ===</w:t>
-      </w:r>
-      <w:r>
-        <w:br/>
-      </w:r>
-      <w:r>
-        <w:rPr>
-          <w:rStyle w:val="ExtensionTok"/>
-        </w:rPr>
-        <w:t xml:space="preserve">python3</w:t>
-      </w:r>
-      <w:r>
-        <w:rPr>
-          <w:rStyle w:val="NormalTok"/>
-        </w:rPr>
-        <w:t xml:space="preserve"> ml/scripts/run_trainable_baseline.py </w:t>
-      </w:r>
-      <w:r>
-        <w:rPr>
-          <w:rStyle w:val="AttributeTok"/>
-        </w:rPr>
-        <w:t xml:space="preserve">--model-id</w:t>
-      </w:r>
-      <w:r>
-        <w:rPr>
-          <w:rStyle w:val="NormalTok"/>
-        </w:rPr>
-        <w:t xml:space="preserve"> axiom_lora_text_v1 </w:t>
-      </w:r>
-      <w:r>
-        <w:rPr>
-          <w:rStyle w:val="DataTypeTok"/>
-        </w:rPr>
-        <w:t xml:space="preserve">\</w:t>
-      </w:r>
-      <w:r>
-        <w:br/>
-      </w:r>
-      <w:r>
-        <w:rPr>
-          <w:rStyle w:val="NormalTok"/>
-        </w:rPr>
-        <w:t xml:space="preserve">    </w:t>
-      </w:r>
-      <w:r>
-        <w:rPr>
-          <w:rStyle w:val="AttributeTok"/>
-        </w:rPr>
-        <w:t xml:space="preserve">--image-root</w:t>
-      </w:r>
-      <w:r>
-        <w:rPr>
-          <w:rStyle w:val="NormalTok"/>
-        </w:rPr>
-        <w:t xml:space="preserve"> ~/axiom-local-data/image_root </w:t>
-      </w:r>
-      <w:r>
-        <w:rPr>
-          <w:rStyle w:val="AttributeTok"/>
-        </w:rPr>
-        <w:t xml:space="preserve">--manifest-dir</w:t>
-      </w:r>
-      <w:r>
-        <w:rPr>
-          <w:rStyle w:val="NormalTok"/>
-        </w:rPr>
-        <w:t xml:space="preserve"> ~/axiom-local-data/manifests </w:t>
-      </w:r>
-      <w:r>
-        <w:rPr>
-          <w:rStyle w:val="DataTypeTok"/>
-        </w:rPr>
-        <w:t xml:space="preserve">\</w:t>
-      </w:r>
-      <w:r>
-        <w:br/>
-      </w:r>
-      <w:r>
-        <w:rPr>
-          <w:rStyle w:val="NormalTok"/>
-        </w:rPr>
-        <w:t xml:space="preserve">    </w:t>
-      </w:r>
-      <w:r>
-        <w:rPr>
-          <w:rStyle w:val="AttributeTok"/>
-        </w:rPr>
-        <w:t xml:space="preserve">--epochs</w:t>
-      </w:r>
-      <w:r>
-        <w:rPr>
-          <w:rStyle w:val="NormalTok"/>
-        </w:rPr>
-        <w:t xml:space="preserve"> 40 </w:t>
-      </w:r>
-      <w:r>
-        <w:rPr>
-          <w:rStyle w:val="AttributeTok"/>
-        </w:rPr>
-        <w:t xml:space="preserve">--class-weighted</w:t>
-      </w:r>
-      <w:r>
-        <w:br/>
-      </w:r>
-      <w:r>
-        <w:br/>
-      </w:r>
-      <w:r>
-        <w:rPr>
-          <w:rStyle w:val="CommentTok"/>
-        </w:rPr>
-        <w:t xml:space="preserve"># === 5-seed architecture comparison ===</w:t>
-      </w:r>
-      <w:r>
-        <w:br/>
-      </w:r>
-      <w:r>
-        <w:rPr>
-          <w:rStyle w:val="ControlFlowTok"/>
-        </w:rPr>
-        <w:t xml:space="preserve">for</w:t>
-      </w:r>
-      <w:r>
-        <w:rPr>
-          <w:rStyle w:val="NormalTok"/>
-        </w:rPr>
-        <w:t xml:space="preserve"> model </w:t>
-      </w:r>
-      <w:r>
-        <w:rPr>
-          <w:rStyle w:val="KeywordTok"/>
-        </w:rPr>
-        <w:t xml:space="preserve">in</w:t>
-      </w:r>
-      <w:r>
-        <w:rPr>
-          <w:rStyle w:val="NormalTok"/>
-        </w:rPr>
-        <w:t xml:space="preserve"> tiny_multimodal_v1 axiom_lora_v1 axiom_lora_text_v1</w:t>
-      </w:r>
-      <w:r>
-        <w:rPr>
-          <w:rStyle w:val="KeywordTok"/>
-        </w:rPr>
-        <w:t xml:space="preserve">;</w:t>
-      </w:r>
-      <w:r>
-        <w:rPr>
-          <w:rStyle w:val="NormalTok"/>
-        </w:rPr>
-        <w:t xml:space="preserve"> </w:t>
-      </w:r>
-      <w:r>
-        <w:rPr>
-          <w:rStyle w:val="ControlFlowTok"/>
-        </w:rPr>
-        <w:t xml:space="preserve">do</w:t>
-      </w:r>
-      <w:r>
-        <w:br/>
-      </w:r>
-      <w:r>
-        <w:rPr>
-          <w:rStyle w:val="NormalTok"/>
-        </w:rPr>
-        <w:t xml:space="preserve">  </w:t>
-      </w:r>
-      <w:r>
-        <w:rPr>
-          <w:rStyle w:val="ControlFlowTok"/>
-        </w:rPr>
-        <w:t xml:space="preserve">for</w:t>
-      </w:r>
-      <w:r>
-        <w:rPr>
-          <w:rStyle w:val="NormalTok"/>
-        </w:rPr>
-        <w:t xml:space="preserve"> seed </w:t>
-      </w:r>
-      <w:r>
-        <w:rPr>
-          <w:rStyle w:val="KeywordTok"/>
-        </w:rPr>
-        <w:t xml:space="preserve">in</w:t>
-      </w:r>
-      <w:r>
-        <w:rPr>
-          <w:rStyle w:val="NormalTok"/>
-        </w:rPr>
-        <w:t xml:space="preserve"> 0 1 2 3 4</w:t>
-      </w:r>
-      <w:r>
-        <w:rPr>
-          <w:rStyle w:val="KeywordTok"/>
-        </w:rPr>
-        <w:t xml:space="preserve">;</w:t>
-      </w:r>
-      <w:r>
-        <w:rPr>
-          <w:rStyle w:val="NormalTok"/>
-        </w:rPr>
-        <w:t xml:space="preserve"> </w:t>
-      </w:r>
-      <w:r>
-        <w:rPr>
-          <w:rStyle w:val="ControlFlowTok"/>
-        </w:rPr>
-        <w:t xml:space="preserve">do</w:t>
-      </w:r>
-      <w:r>
-        <w:br/>
-      </w:r>
-      <w:r>
-        <w:rPr>
-          <w:rStyle w:val="NormalTok"/>
-        </w:rPr>
-        <w:t xml:space="preserve">    </w:t>
-      </w:r>
-      <w:r>
-        <w:rPr>
-          <w:rStyle w:val="ExtensionTok"/>
-        </w:rPr>
-        <w:t xml:space="preserve">python3</w:t>
-      </w:r>
-      <w:r>
-        <w:rPr>
-          <w:rStyle w:val="NormalTok"/>
-        </w:rPr>
-        <w:t xml:space="preserve"> ml/scripts/run_trainable_baseline.py </w:t>
-      </w:r>
-      <w:r>
-        <w:rPr>
-          <w:rStyle w:val="AttributeTok"/>
-        </w:rPr>
-        <w:t xml:space="preserve">--model-id</w:t>
-      </w:r>
-      <w:r>
-        <w:rPr>
-          <w:rStyle w:val="NormalTok"/>
-        </w:rPr>
-        <w:t xml:space="preserve"> </w:t>
-      </w:r>
-      <w:r>
-        <w:rPr>
-          <w:rStyle w:val="StringTok"/>
-        </w:rPr>
-        <w:t xml:space="preserve">"</w:t>
-      </w:r>
-      <w:r>
-        <w:rPr>
-          <w:rStyle w:val="VariableTok"/>
-        </w:rPr>
-        <w:t xml:space="preserve">$model</w:t>
-      </w:r>
-      <w:r>
-        <w:rPr>
-          <w:rStyle w:val="StringTok"/>
-        </w:rPr>
-        <w:t xml:space="preserve">"</w:t>
-      </w:r>
-      <w:r>
-        <w:rPr>
-          <w:rStyle w:val="NormalTok"/>
-        </w:rPr>
-        <w:t xml:space="preserve"> </w:t>
-      </w:r>
-      <w:r>
-        <w:rPr>
-          <w:rStyle w:val="AttributeTok"/>
-        </w:rPr>
-        <w:t xml:space="preserve">--seed</w:t>
-      </w:r>
-      <w:r>
-        <w:rPr>
-          <w:rStyle w:val="NormalTok"/>
-        </w:rPr>
-        <w:t xml:space="preserve"> </w:t>
-      </w:r>
-      <w:r>
-        <w:rPr>
-          <w:rStyle w:val="StringTok"/>
-        </w:rPr>
-        <w:t xml:space="preserve">"</w:t>
-      </w:r>
-      <w:r>
-        <w:rPr>
-          <w:rStyle w:val="VariableTok"/>
-        </w:rPr>
-        <w:t xml:space="preserve">$seed</w:t>
-      </w:r>
-      <w:r>
-        <w:rPr>
-          <w:rStyle w:val="StringTok"/>
-        </w:rPr>
-        <w:t xml:space="preserve">"</w:t>
-      </w:r>
-      <w:r>
-        <w:rPr>
-          <w:rStyle w:val="NormalTok"/>
-        </w:rPr>
-        <w:t xml:space="preserve"> </w:t>
-      </w:r>
-      <w:r>
-        <w:rPr>
-          <w:rStyle w:val="DataTypeTok"/>
-        </w:rPr>
-        <w:t xml:space="preserve">\</w:t>
-      </w:r>
-      <w:r>
-        <w:br/>
-      </w:r>
-      <w:r>
-        <w:rPr>
-          <w:rStyle w:val="NormalTok"/>
-        </w:rPr>
-        <w:t xml:space="preserve">        </w:t>
-      </w:r>
-      <w:r>
-        <w:rPr>
-          <w:rStyle w:val="AttributeTok"/>
-        </w:rPr>
-        <w:t xml:space="preserve">--image-root</w:t>
-      </w:r>
-      <w:r>
-        <w:rPr>
-          <w:rStyle w:val="NormalTok"/>
-        </w:rPr>
-        <w:t xml:space="preserve"> ~/axiom-local-data/image_root </w:t>
-      </w:r>
-      <w:r>
-        <w:rPr>
-          <w:rStyle w:val="AttributeTok"/>
-        </w:rPr>
-        <w:t xml:space="preserve">--manifest-dir</w:t>
-      </w:r>
-      <w:r>
-        <w:rPr>
-          <w:rStyle w:val="NormalTok"/>
-        </w:rPr>
-        <w:t xml:space="preserve"> ~/axiom-local-data/manifests </w:t>
-      </w:r>
-      <w:r>
-        <w:rPr>
-          <w:rStyle w:val="DataTypeTok"/>
-        </w:rPr>
-        <w:t xml:space="preserve">\</w:t>
-      </w:r>
-      <w:r>
-        <w:br/>
-      </w:r>
-      <w:r>
-        <w:rPr>
-          <w:rStyle w:val="NormalTok"/>
-        </w:rPr>
-        <w:t xml:space="preserve">        </w:t>
-      </w:r>
-      <w:r>
-        <w:rPr>
-          <w:rStyle w:val="AttributeTok"/>
-        </w:rPr>
-        <w:t xml:space="preserve">--epochs</w:t>
-      </w:r>
-      <w:r>
-        <w:rPr>
-          <w:rStyle w:val="NormalTok"/>
-        </w:rPr>
-        <w:t xml:space="preserve"> 40 </w:t>
-      </w:r>
-      <w:r>
-        <w:rPr>
-          <w:rStyle w:val="AttributeTok"/>
-        </w:rPr>
-        <w:t xml:space="preserve">--class-weighted</w:t>
-      </w:r>
-      <w:r>
-        <w:rPr>
-          <w:rStyle w:val="NormalTok"/>
-        </w:rPr>
-        <w:t xml:space="preserve"> </w:t>
-      </w:r>
-      <w:r>
-        <w:rPr>
-          <w:rStyle w:val="DataTypeTok"/>
-        </w:rPr>
-        <w:t xml:space="preserve">\</w:t>
-      </w:r>
-      <w:r>
-        <w:br/>
-      </w:r>
-      <w:r>
-        <w:rPr>
-          <w:rStyle w:val="NormalTok"/>
-        </w:rPr>
-        <w:t xml:space="preserve">        </w:t>
-      </w:r>
-      <w:r>
-        <w:rPr>
-          <w:rStyle w:val="AttributeTok"/>
-        </w:rPr>
-        <w:t xml:space="preserve">--output-dir</w:t>
-      </w:r>
-      <w:r>
-        <w:rPr>
-          <w:rStyle w:val="NormalTok"/>
-        </w:rPr>
-        <w:t xml:space="preserve"> ~/axiom-local-data/arch_comparison/</w:t>
-      </w:r>
-      <w:r>
-        <w:rPr>
-          <w:rStyle w:val="StringTok"/>
-        </w:rPr>
-        <w:t xml:space="preserve">"</w:t>
-      </w:r>
-      <w:r>
-        <w:rPr>
-          <w:rStyle w:val="VariableTok"/>
-        </w:rPr>
-        <w:t xml:space="preserve">${model}</w:t>
-      </w:r>
-      <w:r>
-        <w:rPr>
-          <w:rStyle w:val="StringTok"/>
-        </w:rPr>
-        <w:t xml:space="preserve">_seed</w:t>
-      </w:r>
-      <w:r>
-        <w:rPr>
-          <w:rStyle w:val="VariableTok"/>
-        </w:rPr>
-        <w:t xml:space="preserve">${seed}</w:t>
-      </w:r>
-      <w:r>
-        <w:rPr>
-          <w:rStyle w:val="StringTok"/>
-        </w:rPr>
-        <w:t xml:space="preserve">"</w:t>
-      </w:r>
-      <w:r>
-        <w:br/>
-      </w:r>
-      <w:r>
-        <w:rPr>
-          <w:rStyle w:val="NormalTok"/>
-        </w:rPr>
-        <w:t xml:space="preserve">  </w:t>
-      </w:r>
-      <w:r>
-        <w:rPr>
-          <w:rStyle w:val="ControlFlowTok"/>
-        </w:rPr>
-        <w:t xml:space="preserve">done</w:t>
-      </w:r>
-      <w:r>
-        <w:br/>
-      </w:r>
-      <w:r>
-        <w:rPr>
-          <w:rStyle w:val="ControlFlowTok"/>
-        </w:rPr>
-        <w:t xml:space="preserve">done</w:t>
-      </w:r>
-      <w:r>
-        <w:br/>
-      </w:r>
-      <w:r>
-        <w:br/>
-      </w:r>
-      <w:r>
-        <w:rPr>
-          <w:rStyle w:val="CommentTok"/>
-        </w:rPr>
-        <w:t xml:space="preserve"># === Trainable-model selection sweep (real deliverable, not the heuristic-only version) ===</w:t>
-      </w:r>
-      <w:r>
-        <w:br/>
-      </w:r>
-      <w:r>
-        <w:rPr>
-          <w:rStyle w:val="ExtensionTok"/>
-        </w:rPr>
-        <w:t xml:space="preserve">python3</w:t>
-      </w:r>
-      <w:r>
-        <w:rPr>
-          <w:rStyle w:val="NormalTok"/>
-        </w:rPr>
-        <w:t xml:space="preserve"> ml/scripts/run_selection_sweep.py </w:t>
-      </w:r>
-      <w:r>
-        <w:rPr>
-          <w:rStyle w:val="DataTypeTok"/>
-        </w:rPr>
-        <w:t xml:space="preserve">\</w:t>
-      </w:r>
-      <w:r>
-        <w:br/>
-      </w:r>
-      <w:r>
-        <w:rPr>
-          <w:rStyle w:val="NormalTok"/>
-        </w:rPr>
-        <w:t xml:space="preserve">    </w:t>
-      </w:r>
-      <w:r>
-        <w:rPr>
-          <w:rStyle w:val="AttributeTok"/>
-        </w:rPr>
-        <w:t xml:space="preserve">--strategies</w:t>
-      </w:r>
-      <w:r>
-        <w:rPr>
-          <w:rStyle w:val="NormalTok"/>
-        </w:rPr>
-        <w:t xml:space="preserve"> random uncertainty diversity kg_guided </w:t>
-      </w:r>
-      <w:r>
-        <w:rPr>
-          <w:rStyle w:val="DataTypeTok"/>
-        </w:rPr>
-        <w:t xml:space="preserve">\</w:t>
-      </w:r>
-      <w:r>
-        <w:br/>
-      </w:r>
-      <w:r>
-        <w:rPr>
-          <w:rStyle w:val="NormalTok"/>
-        </w:rPr>
-        <w:t xml:space="preserve">    </w:t>
-      </w:r>
-      <w:r>
-        <w:rPr>
-          <w:rStyle w:val="AttributeTok"/>
-        </w:rPr>
-        <w:t xml:space="preserve">--budgets</w:t>
-      </w:r>
-      <w:r>
-        <w:rPr>
-          <w:rStyle w:val="NormalTok"/>
-        </w:rPr>
-        <w:t xml:space="preserve"> 50 150 300 600 </w:t>
-      </w:r>
-      <w:r>
-        <w:rPr>
-          <w:rStyle w:val="AttributeTok"/>
-        </w:rPr>
-        <w:t xml:space="preserve">--seeds</w:t>
-      </w:r>
-      <w:r>
-        <w:rPr>
-          <w:rStyle w:val="NormalTok"/>
-        </w:rPr>
-        <w:t xml:space="preserve"> 0 1 2 3 4 </w:t>
-      </w:r>
-      <w:r>
-        <w:rPr>
-          <w:rStyle w:val="DataTypeTok"/>
-        </w:rPr>
-        <w:t xml:space="preserve">\</w:t>
-      </w:r>
-      <w:r>
-        <w:br/>
-      </w:r>
-      <w:r>
-        <w:rPr>
-          <w:rStyle w:val="NormalTok"/>
-        </w:rPr>
-        <w:t xml:space="preserve">    </w:t>
-      </w:r>
-      <w:r>
-        <w:rPr>
-          <w:rStyle w:val="AttributeTok"/>
-        </w:rPr>
-        <w:t xml:space="preserve">--model-id</w:t>
-      </w:r>
-      <w:r>
-        <w:rPr>
-          <w:rStyle w:val="NormalTok"/>
-        </w:rPr>
-        <w:t xml:space="preserve"> axiom_lora_v1 </w:t>
-      </w:r>
-      <w:r>
-        <w:rPr>
-          <w:rStyle w:val="DataTypeTok"/>
-        </w:rPr>
-        <w:t xml:space="preserve">\</w:t>
-      </w:r>
-      <w:r>
-        <w:br/>
-      </w:r>
-      <w:r>
-        <w:rPr>
-          <w:rStyle w:val="NormalTok"/>
-        </w:rPr>
-        <w:t xml:space="preserve">    </w:t>
-      </w:r>
-      <w:r>
-        <w:rPr>
-          <w:rStyle w:val="AttributeTok"/>
-        </w:rPr>
-        <w:t xml:space="preserve">--image-root</w:t>
-      </w:r>
-      <w:r>
-        <w:rPr>
-          <w:rStyle w:val="NormalTok"/>
-        </w:rPr>
-        <w:t xml:space="preserve"> ~/axiom-local-data/image_root </w:t>
-      </w:r>
-      <w:r>
-        <w:rPr>
-          <w:rStyle w:val="AttributeTok"/>
-        </w:rPr>
-        <w:t xml:space="preserve">--manifest-dir</w:t>
-      </w:r>
-      <w:r>
-        <w:rPr>
-          <w:rStyle w:val="NormalTok"/>
-        </w:rPr>
-        <w:t xml:space="preserve"> ~/axiom-local-data/manifests </w:t>
-      </w:r>
-      <w:r>
-        <w:rPr>
-          <w:rStyle w:val="DataTypeTok"/>
-        </w:rPr>
-        <w:t xml:space="preserve">\</w:t>
-      </w:r>
-      <w:r>
-        <w:br/>
-      </w:r>
-      <w:r>
-        <w:rPr>
-          <w:rStyle w:val="NormalTok"/>
-        </w:rPr>
-        <w:t xml:space="preserve">    </w:t>
-      </w:r>
-      <w:r>
-        <w:rPr>
-          <w:rStyle w:val="AttributeTok"/>
-        </w:rPr>
-        <w:t xml:space="preserve">--epochs</w:t>
-      </w:r>
-      <w:r>
-        <w:rPr>
-          <w:rStyle w:val="NormalTok"/>
-        </w:rPr>
-        <w:t xml:space="preserve"> 20 </w:t>
-      </w:r>
-      <w:r>
-        <w:rPr>
-          <w:rStyle w:val="AttributeTok"/>
-        </w:rPr>
-        <w:t xml:space="preserve">--class-weighted</w:t>
-      </w:r>
-    </w:p>
-    <w:bookmarkEnd w:id="42"/>
-    <w:bookmarkStart w:id="45" w:name="appendix-b-dataset-fingerprints"/>
-    <w:p>
-      <w:pPr>
-        <w:pStyle w:val="Heading2"/>
-      </w:pPr>
-      <w:r>
-        <w:t xml:space="preserve">Appendix B: Dataset Fingerprints</w:t>
-      </w:r>
-    </w:p>
-    <w:bookmarkStart w:id="43" w:name="dataset-v4-797-examples"/>
-    <w:p>
-      <w:pPr>
-        <w:pStyle w:val="Heading3"/>
-      </w:pPr>
-      <w:r>
-        <w:t xml:space="preserve">Dataset v4 (797 examples)</w:t>
-      </w:r>
-    </w:p>
-    <w:p>
-      <w:pPr>
-        <w:pStyle w:val="FirstParagraph"/>
-      </w:pPr>
-      <w:r>
-        <w:t xml:space="preserve">See</w:t>
-      </w:r>
-      <w:r>
-        <w:t xml:space="preserve"> </w:t>
-      </w:r>
-      <w:r>
-        <w:rPr>
-          <w:rStyle w:val="VerbatimChar"/>
-        </w:rPr>
-        <w:t xml:space="preserve">data/manifests/v4_fingerprint.json</w:t>
-      </w:r>
-      <w:r>
-        <w:t xml:space="preserve"> </w:t>
-      </w:r>
-      <w:r>
-        <w:t xml:space="preserve">(committed) for SHA-256 fingerprints of pool/val/test.</w:t>
-      </w:r>
-    </w:p>
-    <w:bookmarkEnd w:id="43"/>
-    <w:bookmarkStart w:id="44" w:name="dataset-v3-archived"/>
-    <w:p>
-      <w:pPr>
-        <w:pStyle w:val="Heading3"/>
-      </w:pPr>
-      <w:r>
-        <w:t xml:space="preserve">Dataset v3 (archived)</w:t>
-      </w:r>
-    </w:p>
-    <w:p>
-      <w:pPr>
-        <w:pStyle w:val="FirstParagraph"/>
-      </w:pPr>
-      <w:r>
-        <w:t xml:space="preserve">See</w:t>
-      </w:r>
-      <w:r>
-        <w:t xml:space="preserve"> </w:t>
-      </w:r>
-      <w:r>
-        <w:rPr>
-          <w:rStyle w:val="VerbatimChar"/>
-        </w:rPr>
-        <w:t xml:space="preserve">data/manifests/v3/fingerprint.json</w:t>
-      </w:r>
-      <w:r>
-        <w:t xml:space="preserve"> </w:t>
-      </w:r>
-      <w:r>
-        <w:t xml:space="preserve">(committed).</w:t>
-      </w:r>
-    </w:p>
-    <w:bookmarkEnd w:id="44"/>
-    <w:bookmarkEnd w:id="45"/>
-    <w:bookmarkStart w:id="46" w:name="appendix-c-analysis-artifacts"/>
-    <w:p>
-      <w:pPr>
-        <w:pStyle w:val="Heading2"/>
-      </w:pPr>
-      <w:r>
-        <w:t xml:space="preserve">Appendix C: Analysis Artifacts</w:t>
+        <w:t xml:space="preserve">References</w:t>
       </w:r>
     </w:p>
     <w:p>
@@ -5673,16 +5424,16 @@
         </w:numPr>
       </w:pPr>
       <w:r>
-        <w:t xml:space="preserve">Architecture comparison (Section 5.4):</w:t>
-      </w:r>
-      <w:r>
-        <w:t xml:space="preserve"> </w:t>
-      </w:r>
-      <w:r>
-        <w:rPr>
-          <w:rStyle w:val="VerbatimChar"/>
-        </w:rPr>
-        <w:t xml:space="preserve">results/analysis/arch_comparison_v1/summary.json</w:t>
+        <w:t xml:space="preserve">Antol, S., et al. </w:t>
+      </w:r>
+      <w:r>
+        <w:t xml:space="preserve">“VQA: Visual Question Answering.”</w:t>
+      </w:r>
+      <w:r>
+        <w:t xml:space="preserve"> </w:t>
+      </w:r>
+      <w:r>
+        <w:t xml:space="preserve">ICCV 2015.</w:t>
       </w:r>
     </w:p>
     <w:p>
@@ -5691,6 +5442,1056 @@
         <w:numPr>
           <w:ilvl w:val="0"/>
           <w:numId w:val="1008"/>
+        </w:numPr>
+      </w:pPr>
+      <w:r>
+        <w:t xml:space="preserve">Apple.</w:t>
+      </w:r>
+      <w:r>
+        <w:t xml:space="preserve"> </w:t>
+      </w:r>
+      <w:r>
+        <w:t xml:space="preserve">“Core ML Documentation.”</w:t>
+      </w:r>
+      <w:r>
+        <w:t xml:space="preserve"> </w:t>
+      </w:r>
+      <w:r>
+        <w:t xml:space="preserve">developer.apple.com/documentation/coreml, 2023.</w:t>
+      </w:r>
+    </w:p>
+    <w:p>
+      <w:pPr>
+        <w:pStyle w:val="Compact"/>
+        <w:numPr>
+          <w:ilvl w:val="0"/>
+          <w:numId w:val="1008"/>
+        </w:numPr>
+      </w:pPr>
+      <w:r>
+        <w:t xml:space="preserve">Ash, J. T., et al. </w:t>
+      </w:r>
+      <w:r>
+        <w:t xml:space="preserve">“Deep Batch Active Learning by Diverse, Uncertain Gradient Lower Bounds.”</w:t>
+      </w:r>
+      <w:r>
+        <w:t xml:space="preserve"> </w:t>
+      </w:r>
+      <w:r>
+        <w:t xml:space="preserve">ICLR 2020.</w:t>
+      </w:r>
+    </w:p>
+    <w:p>
+      <w:pPr>
+        <w:pStyle w:val="Compact"/>
+        <w:numPr>
+          <w:ilvl w:val="0"/>
+          <w:numId w:val="1008"/>
+        </w:numPr>
+      </w:pPr>
+      <w:r>
+        <w:t xml:space="preserve">Hestness, J., et al. </w:t>
+      </w:r>
+      <w:r>
+        <w:t xml:space="preserve">“Deep Learning Scaling is Predictable, Empirically.”</w:t>
+      </w:r>
+      <w:r>
+        <w:t xml:space="preserve"> </w:t>
+      </w:r>
+      <w:r>
+        <w:t xml:space="preserve">arXiv:1712.00409, 2017.</w:t>
+      </w:r>
+    </w:p>
+    <w:p>
+      <w:pPr>
+        <w:pStyle w:val="Compact"/>
+        <w:numPr>
+          <w:ilvl w:val="0"/>
+          <w:numId w:val="1008"/>
+        </w:numPr>
+      </w:pPr>
+      <w:r>
+        <w:t xml:space="preserve">Hu, E. J., et al. </w:t>
+      </w:r>
+      <w:r>
+        <w:t xml:space="preserve">“LoRA: Low-Rank Adaptation of Large Language Models.”</w:t>
+      </w:r>
+      <w:r>
+        <w:t xml:space="preserve"> </w:t>
+      </w:r>
+      <w:r>
+        <w:t xml:space="preserve">arXiv:2106.09685, 2021.</w:t>
+      </w:r>
+    </w:p>
+    <w:p>
+      <w:pPr>
+        <w:pStyle w:val="Compact"/>
+        <w:numPr>
+          <w:ilvl w:val="0"/>
+          <w:numId w:val="1008"/>
+        </w:numPr>
+      </w:pPr>
+      <w:r>
+        <w:t xml:space="preserve">Ignatov, A., et al. </w:t>
+      </w:r>
+      <w:r>
+        <w:t xml:space="preserve">“AI Benchmark: All About Deep Learning on Smartphones.”</w:t>
+      </w:r>
+      <w:r>
+        <w:t xml:space="preserve"> </w:t>
+      </w:r>
+      <w:r>
+        <w:t xml:space="preserve">ICCV Workshop 2019.</w:t>
+      </w:r>
+    </w:p>
+    <w:p>
+      <w:pPr>
+        <w:pStyle w:val="Compact"/>
+        <w:numPr>
+          <w:ilvl w:val="0"/>
+          <w:numId w:val="1008"/>
+        </w:numPr>
+      </w:pPr>
+      <w:r>
+        <w:t xml:space="preserve">Kaplan, J., et al. </w:t>
+      </w:r>
+      <w:r>
+        <w:t xml:space="preserve">“Scaling Laws for Neural Language Models.”</w:t>
+      </w:r>
+      <w:r>
+        <w:t xml:space="preserve"> </w:t>
+      </w:r>
+      <w:r>
+        <w:t xml:space="preserve">arXiv:2001.08361, 2020.</w:t>
+      </w:r>
+    </w:p>
+    <w:p>
+      <w:pPr>
+        <w:pStyle w:val="Compact"/>
+        <w:numPr>
+          <w:ilvl w:val="0"/>
+          <w:numId w:val="1008"/>
+        </w:numPr>
+      </w:pPr>
+      <w:r>
+        <w:t xml:space="preserve">Sener, O. and Savarese, S.</w:t>
+      </w:r>
+      <w:r>
+        <w:t xml:space="preserve"> </w:t>
+      </w:r>
+      <w:r>
+        <w:t xml:space="preserve">“Active Learning for Convolutional Neural Networks: A Core-Set Approach.”</w:t>
+      </w:r>
+      <w:r>
+        <w:t xml:space="preserve"> </w:t>
+      </w:r>
+      <w:r>
+        <w:t xml:space="preserve">ICLR 2018.</w:t>
+      </w:r>
+    </w:p>
+    <w:p>
+      <w:r>
+        <w:pict>
+          <v:rect style="width:0;height:1.5pt" o:hralign="center" o:hrstd="t" o:hr="t"/>
+        </w:pict>
+      </w:r>
+    </w:p>
+    <w:bookmarkEnd w:id="41"/>
+    <w:bookmarkStart w:id="42" w:name="appendix-a-reproduction"/>
+    <w:p>
+      <w:pPr>
+        <w:pStyle w:val="Heading2"/>
+      </w:pPr>
+      <w:r>
+        <w:t xml:space="preserve">Appendix A: Reproduction</w:t>
+      </w:r>
+    </w:p>
+    <w:p>
+      <w:pPr>
+        <w:pStyle w:val="SourceCode"/>
+      </w:pPr>
+      <w:r>
+        <w:rPr>
+          <w:rStyle w:val="CommentTok"/>
+        </w:rPr>
+        <w:t xml:space="preserve"># === Dataset v4 (local regeneration, no Drive access needed for auto-generated portion) ===</w:t>
+      </w:r>
+      <w:r>
+        <w:br/>
+      </w:r>
+      <w:r>
+        <w:rPr>
+          <w:rStyle w:val="ExtensionTok"/>
+        </w:rPr>
+        <w:t xml:space="preserve">python3</w:t>
+      </w:r>
+      <w:r>
+        <w:rPr>
+          <w:rStyle w:val="NormalTok"/>
+        </w:rPr>
+        <w:t xml:space="preserve"> ml/scripts/regenerate_local_images.py </w:t>
+      </w:r>
+      <w:r>
+        <w:rPr>
+          <w:rStyle w:val="AttributeTok"/>
+        </w:rPr>
+        <w:t xml:space="preserve">--device</w:t>
+      </w:r>
+      <w:r>
+        <w:rPr>
+          <w:rStyle w:val="NormalTok"/>
+        </w:rPr>
+        <w:t xml:space="preserve"> </w:t>
+      </w:r>
+      <w:r>
+        <w:rPr>
+          <w:rStyle w:val="StringTok"/>
+        </w:rPr>
+        <w:t xml:space="preserve">"iPhone 17 Pro Max"</w:t>
+      </w:r>
+      <w:r>
+        <w:br/>
+      </w:r>
+      <w:r>
+        <w:rPr>
+          <w:rStyle w:val="ExtensionTok"/>
+        </w:rPr>
+        <w:t xml:space="preserve">./scripts/capture_new_apps_v05.sh</w:t>
+      </w:r>
+      <w:r>
+        <w:rPr>
+          <w:rStyle w:val="NormalTok"/>
+        </w:rPr>
+        <w:t xml:space="preserve"> </w:t>
+      </w:r>
+      <w:r>
+        <w:rPr>
+          <w:rStyle w:val="AttributeTok"/>
+        </w:rPr>
+        <w:t xml:space="preserve">--device</w:t>
+      </w:r>
+      <w:r>
+        <w:rPr>
+          <w:rStyle w:val="NormalTok"/>
+        </w:rPr>
+        <w:t xml:space="preserve"> </w:t>
+      </w:r>
+      <w:r>
+        <w:rPr>
+          <w:rStyle w:val="StringTok"/>
+        </w:rPr>
+        <w:t xml:space="preserve">"iPhone 17 Pro Max"</w:t>
+      </w:r>
+      <w:r>
+        <w:br/>
+      </w:r>
+      <w:r>
+        <w:rPr>
+          <w:rStyle w:val="ExtensionTok"/>
+        </w:rPr>
+        <w:t xml:space="preserve">python3</w:t>
+      </w:r>
+      <w:r>
+        <w:rPr>
+          <w:rStyle w:val="NormalTok"/>
+        </w:rPr>
+        <w:t xml:space="preserve"> ml/scripts/promote_v05_new_apps.py </w:t>
+      </w:r>
+      <w:r>
+        <w:rPr>
+          <w:rStyle w:val="AttributeTok"/>
+        </w:rPr>
+        <w:t xml:space="preserve">--input</w:t>
+      </w:r>
+      <w:r>
+        <w:rPr>
+          <w:rStyle w:val="NormalTok"/>
+        </w:rPr>
+        <w:t xml:space="preserve"> ~/axiom-local-data/raw_v05 </w:t>
+      </w:r>
+      <w:r>
+        <w:rPr>
+          <w:rStyle w:val="AttributeTok"/>
+        </w:rPr>
+        <w:t xml:space="preserve">--execute</w:t>
+      </w:r>
+      <w:r>
+        <w:br/>
+      </w:r>
+      <w:r>
+        <w:br/>
+      </w:r>
+      <w:r>
+        <w:rPr>
+          <w:rStyle w:val="CommentTok"/>
+        </w:rPr>
+        <w:t xml:space="preserve"># === axiom_lora_text_v1 (the fixed text-LoRA path) ===</w:t>
+      </w:r>
+      <w:r>
+        <w:br/>
+      </w:r>
+      <w:r>
+        <w:rPr>
+          <w:rStyle w:val="ExtensionTok"/>
+        </w:rPr>
+        <w:t xml:space="preserve">python3</w:t>
+      </w:r>
+      <w:r>
+        <w:rPr>
+          <w:rStyle w:val="NormalTok"/>
+        </w:rPr>
+        <w:t xml:space="preserve"> ml/scripts/run_trainable_baseline.py </w:t>
+      </w:r>
+      <w:r>
+        <w:rPr>
+          <w:rStyle w:val="AttributeTok"/>
+        </w:rPr>
+        <w:t xml:space="preserve">--model-id</w:t>
+      </w:r>
+      <w:r>
+        <w:rPr>
+          <w:rStyle w:val="NormalTok"/>
+        </w:rPr>
+        <w:t xml:space="preserve"> axiom_lora_text_v1 </w:t>
+      </w:r>
+      <w:r>
+        <w:rPr>
+          <w:rStyle w:val="DataTypeTok"/>
+        </w:rPr>
+        <w:t xml:space="preserve">\</w:t>
+      </w:r>
+      <w:r>
+        <w:br/>
+      </w:r>
+      <w:r>
+        <w:rPr>
+          <w:rStyle w:val="NormalTok"/>
+        </w:rPr>
+        <w:t xml:space="preserve">    </w:t>
+      </w:r>
+      <w:r>
+        <w:rPr>
+          <w:rStyle w:val="AttributeTok"/>
+        </w:rPr>
+        <w:t xml:space="preserve">--image-root</w:t>
+      </w:r>
+      <w:r>
+        <w:rPr>
+          <w:rStyle w:val="NormalTok"/>
+        </w:rPr>
+        <w:t xml:space="preserve"> ~/axiom-local-data/image_root </w:t>
+      </w:r>
+      <w:r>
+        <w:rPr>
+          <w:rStyle w:val="AttributeTok"/>
+        </w:rPr>
+        <w:t xml:space="preserve">--manifest-dir</w:t>
+      </w:r>
+      <w:r>
+        <w:rPr>
+          <w:rStyle w:val="NormalTok"/>
+        </w:rPr>
+        <w:t xml:space="preserve"> ~/axiom-local-data/manifests </w:t>
+      </w:r>
+      <w:r>
+        <w:rPr>
+          <w:rStyle w:val="DataTypeTok"/>
+        </w:rPr>
+        <w:t xml:space="preserve">\</w:t>
+      </w:r>
+      <w:r>
+        <w:br/>
+      </w:r>
+      <w:r>
+        <w:rPr>
+          <w:rStyle w:val="NormalTok"/>
+        </w:rPr>
+        <w:t xml:space="preserve">    </w:t>
+      </w:r>
+      <w:r>
+        <w:rPr>
+          <w:rStyle w:val="AttributeTok"/>
+        </w:rPr>
+        <w:t xml:space="preserve">--epochs</w:t>
+      </w:r>
+      <w:r>
+        <w:rPr>
+          <w:rStyle w:val="NormalTok"/>
+        </w:rPr>
+        <w:t xml:space="preserve"> 40 </w:t>
+      </w:r>
+      <w:r>
+        <w:rPr>
+          <w:rStyle w:val="AttributeTok"/>
+        </w:rPr>
+        <w:t xml:space="preserve">--class-weighted</w:t>
+      </w:r>
+      <w:r>
+        <w:br/>
+      </w:r>
+      <w:r>
+        <w:br/>
+      </w:r>
+      <w:r>
+        <w:rPr>
+          <w:rStyle w:val="CommentTok"/>
+        </w:rPr>
+        <w:t xml:space="preserve"># === 5-seed architecture comparison ===</w:t>
+      </w:r>
+      <w:r>
+        <w:br/>
+      </w:r>
+      <w:r>
+        <w:rPr>
+          <w:rStyle w:val="ControlFlowTok"/>
+        </w:rPr>
+        <w:t xml:space="preserve">for</w:t>
+      </w:r>
+      <w:r>
+        <w:rPr>
+          <w:rStyle w:val="NormalTok"/>
+        </w:rPr>
+        <w:t xml:space="preserve"> model </w:t>
+      </w:r>
+      <w:r>
+        <w:rPr>
+          <w:rStyle w:val="KeywordTok"/>
+        </w:rPr>
+        <w:t xml:space="preserve">in</w:t>
+      </w:r>
+      <w:r>
+        <w:rPr>
+          <w:rStyle w:val="NormalTok"/>
+        </w:rPr>
+        <w:t xml:space="preserve"> tiny_multimodal_v1 axiom_lora_v1 axiom_lora_text_v1</w:t>
+      </w:r>
+      <w:r>
+        <w:rPr>
+          <w:rStyle w:val="KeywordTok"/>
+        </w:rPr>
+        <w:t xml:space="preserve">;</w:t>
+      </w:r>
+      <w:r>
+        <w:rPr>
+          <w:rStyle w:val="NormalTok"/>
+        </w:rPr>
+        <w:t xml:space="preserve"> </w:t>
+      </w:r>
+      <w:r>
+        <w:rPr>
+          <w:rStyle w:val="ControlFlowTok"/>
+        </w:rPr>
+        <w:t xml:space="preserve">do</w:t>
+      </w:r>
+      <w:r>
+        <w:br/>
+      </w:r>
+      <w:r>
+        <w:rPr>
+          <w:rStyle w:val="NormalTok"/>
+        </w:rPr>
+        <w:t xml:space="preserve">  </w:t>
+      </w:r>
+      <w:r>
+        <w:rPr>
+          <w:rStyle w:val="ControlFlowTok"/>
+        </w:rPr>
+        <w:t xml:space="preserve">for</w:t>
+      </w:r>
+      <w:r>
+        <w:rPr>
+          <w:rStyle w:val="NormalTok"/>
+        </w:rPr>
+        <w:t xml:space="preserve"> seed </w:t>
+      </w:r>
+      <w:r>
+        <w:rPr>
+          <w:rStyle w:val="KeywordTok"/>
+        </w:rPr>
+        <w:t xml:space="preserve">in</w:t>
+      </w:r>
+      <w:r>
+        <w:rPr>
+          <w:rStyle w:val="NormalTok"/>
+        </w:rPr>
+        <w:t xml:space="preserve"> 0 1 2 3 4</w:t>
+      </w:r>
+      <w:r>
+        <w:rPr>
+          <w:rStyle w:val="KeywordTok"/>
+        </w:rPr>
+        <w:t xml:space="preserve">;</w:t>
+      </w:r>
+      <w:r>
+        <w:rPr>
+          <w:rStyle w:val="NormalTok"/>
+        </w:rPr>
+        <w:t xml:space="preserve"> </w:t>
+      </w:r>
+      <w:r>
+        <w:rPr>
+          <w:rStyle w:val="ControlFlowTok"/>
+        </w:rPr>
+        <w:t xml:space="preserve">do</w:t>
+      </w:r>
+      <w:r>
+        <w:br/>
+      </w:r>
+      <w:r>
+        <w:rPr>
+          <w:rStyle w:val="NormalTok"/>
+        </w:rPr>
+        <w:t xml:space="preserve">    </w:t>
+      </w:r>
+      <w:r>
+        <w:rPr>
+          <w:rStyle w:val="ExtensionTok"/>
+        </w:rPr>
+        <w:t xml:space="preserve">python3</w:t>
+      </w:r>
+      <w:r>
+        <w:rPr>
+          <w:rStyle w:val="NormalTok"/>
+        </w:rPr>
+        <w:t xml:space="preserve"> ml/scripts/run_trainable_baseline.py </w:t>
+      </w:r>
+      <w:r>
+        <w:rPr>
+          <w:rStyle w:val="AttributeTok"/>
+        </w:rPr>
+        <w:t xml:space="preserve">--model-id</w:t>
+      </w:r>
+      <w:r>
+        <w:rPr>
+          <w:rStyle w:val="NormalTok"/>
+        </w:rPr>
+        <w:t xml:space="preserve"> </w:t>
+      </w:r>
+      <w:r>
+        <w:rPr>
+          <w:rStyle w:val="StringTok"/>
+        </w:rPr>
+        <w:t xml:space="preserve">"</w:t>
+      </w:r>
+      <w:r>
+        <w:rPr>
+          <w:rStyle w:val="VariableTok"/>
+        </w:rPr>
+        <w:t xml:space="preserve">$model</w:t>
+      </w:r>
+      <w:r>
+        <w:rPr>
+          <w:rStyle w:val="StringTok"/>
+        </w:rPr>
+        <w:t xml:space="preserve">"</w:t>
+      </w:r>
+      <w:r>
+        <w:rPr>
+          <w:rStyle w:val="NormalTok"/>
+        </w:rPr>
+        <w:t xml:space="preserve"> </w:t>
+      </w:r>
+      <w:r>
+        <w:rPr>
+          <w:rStyle w:val="AttributeTok"/>
+        </w:rPr>
+        <w:t xml:space="preserve">--seed</w:t>
+      </w:r>
+      <w:r>
+        <w:rPr>
+          <w:rStyle w:val="NormalTok"/>
+        </w:rPr>
+        <w:t xml:space="preserve"> </w:t>
+      </w:r>
+      <w:r>
+        <w:rPr>
+          <w:rStyle w:val="StringTok"/>
+        </w:rPr>
+        <w:t xml:space="preserve">"</w:t>
+      </w:r>
+      <w:r>
+        <w:rPr>
+          <w:rStyle w:val="VariableTok"/>
+        </w:rPr>
+        <w:t xml:space="preserve">$seed</w:t>
+      </w:r>
+      <w:r>
+        <w:rPr>
+          <w:rStyle w:val="StringTok"/>
+        </w:rPr>
+        <w:t xml:space="preserve">"</w:t>
+      </w:r>
+      <w:r>
+        <w:rPr>
+          <w:rStyle w:val="NormalTok"/>
+        </w:rPr>
+        <w:t xml:space="preserve"> </w:t>
+      </w:r>
+      <w:r>
+        <w:rPr>
+          <w:rStyle w:val="DataTypeTok"/>
+        </w:rPr>
+        <w:t xml:space="preserve">\</w:t>
+      </w:r>
+      <w:r>
+        <w:br/>
+      </w:r>
+      <w:r>
+        <w:rPr>
+          <w:rStyle w:val="NormalTok"/>
+        </w:rPr>
+        <w:t xml:space="preserve">        </w:t>
+      </w:r>
+      <w:r>
+        <w:rPr>
+          <w:rStyle w:val="AttributeTok"/>
+        </w:rPr>
+        <w:t xml:space="preserve">--image-root</w:t>
+      </w:r>
+      <w:r>
+        <w:rPr>
+          <w:rStyle w:val="NormalTok"/>
+        </w:rPr>
+        <w:t xml:space="preserve"> ~/axiom-local-data/image_root </w:t>
+      </w:r>
+      <w:r>
+        <w:rPr>
+          <w:rStyle w:val="AttributeTok"/>
+        </w:rPr>
+        <w:t xml:space="preserve">--manifest-dir</w:t>
+      </w:r>
+      <w:r>
+        <w:rPr>
+          <w:rStyle w:val="NormalTok"/>
+        </w:rPr>
+        <w:t xml:space="preserve"> ~/axiom-local-data/manifests </w:t>
+      </w:r>
+      <w:r>
+        <w:rPr>
+          <w:rStyle w:val="DataTypeTok"/>
+        </w:rPr>
+        <w:t xml:space="preserve">\</w:t>
+      </w:r>
+      <w:r>
+        <w:br/>
+      </w:r>
+      <w:r>
+        <w:rPr>
+          <w:rStyle w:val="NormalTok"/>
+        </w:rPr>
+        <w:t xml:space="preserve">        </w:t>
+      </w:r>
+      <w:r>
+        <w:rPr>
+          <w:rStyle w:val="AttributeTok"/>
+        </w:rPr>
+        <w:t xml:space="preserve">--epochs</w:t>
+      </w:r>
+      <w:r>
+        <w:rPr>
+          <w:rStyle w:val="NormalTok"/>
+        </w:rPr>
+        <w:t xml:space="preserve"> 40 </w:t>
+      </w:r>
+      <w:r>
+        <w:rPr>
+          <w:rStyle w:val="AttributeTok"/>
+        </w:rPr>
+        <w:t xml:space="preserve">--class-weighted</w:t>
+      </w:r>
+      <w:r>
+        <w:rPr>
+          <w:rStyle w:val="NormalTok"/>
+        </w:rPr>
+        <w:t xml:space="preserve"> </w:t>
+      </w:r>
+      <w:r>
+        <w:rPr>
+          <w:rStyle w:val="DataTypeTok"/>
+        </w:rPr>
+        <w:t xml:space="preserve">\</w:t>
+      </w:r>
+      <w:r>
+        <w:br/>
+      </w:r>
+      <w:r>
+        <w:rPr>
+          <w:rStyle w:val="NormalTok"/>
+        </w:rPr>
+        <w:t xml:space="preserve">        </w:t>
+      </w:r>
+      <w:r>
+        <w:rPr>
+          <w:rStyle w:val="AttributeTok"/>
+        </w:rPr>
+        <w:t xml:space="preserve">--output-dir</w:t>
+      </w:r>
+      <w:r>
+        <w:rPr>
+          <w:rStyle w:val="NormalTok"/>
+        </w:rPr>
+        <w:t xml:space="preserve"> ~/axiom-local-data/arch_comparison/</w:t>
+      </w:r>
+      <w:r>
+        <w:rPr>
+          <w:rStyle w:val="StringTok"/>
+        </w:rPr>
+        <w:t xml:space="preserve">"</w:t>
+      </w:r>
+      <w:r>
+        <w:rPr>
+          <w:rStyle w:val="VariableTok"/>
+        </w:rPr>
+        <w:t xml:space="preserve">${model}</w:t>
+      </w:r>
+      <w:r>
+        <w:rPr>
+          <w:rStyle w:val="StringTok"/>
+        </w:rPr>
+        <w:t xml:space="preserve">_seed</w:t>
+      </w:r>
+      <w:r>
+        <w:rPr>
+          <w:rStyle w:val="VariableTok"/>
+        </w:rPr>
+        <w:t xml:space="preserve">${seed}</w:t>
+      </w:r>
+      <w:r>
+        <w:rPr>
+          <w:rStyle w:val="StringTok"/>
+        </w:rPr>
+        <w:t xml:space="preserve">"</w:t>
+      </w:r>
+      <w:r>
+        <w:br/>
+      </w:r>
+      <w:r>
+        <w:rPr>
+          <w:rStyle w:val="NormalTok"/>
+        </w:rPr>
+        <w:t xml:space="preserve">  </w:t>
+      </w:r>
+      <w:r>
+        <w:rPr>
+          <w:rStyle w:val="ControlFlowTok"/>
+        </w:rPr>
+        <w:t xml:space="preserve">done</w:t>
+      </w:r>
+      <w:r>
+        <w:br/>
+      </w:r>
+      <w:r>
+        <w:rPr>
+          <w:rStyle w:val="ControlFlowTok"/>
+        </w:rPr>
+        <w:t xml:space="preserve">done</w:t>
+      </w:r>
+      <w:r>
+        <w:br/>
+      </w:r>
+      <w:r>
+        <w:br/>
+      </w:r>
+      <w:r>
+        <w:rPr>
+          <w:rStyle w:val="CommentTok"/>
+        </w:rPr>
+        <w:t xml:space="preserve"># === Trainable-model selection sweep (real deliverable, not the heuristic-only version) ===</w:t>
+      </w:r>
+      <w:r>
+        <w:br/>
+      </w:r>
+      <w:r>
+        <w:rPr>
+          <w:rStyle w:val="ExtensionTok"/>
+        </w:rPr>
+        <w:t xml:space="preserve">python3</w:t>
+      </w:r>
+      <w:r>
+        <w:rPr>
+          <w:rStyle w:val="NormalTok"/>
+        </w:rPr>
+        <w:t xml:space="preserve"> ml/scripts/run_selection_sweep.py </w:t>
+      </w:r>
+      <w:r>
+        <w:rPr>
+          <w:rStyle w:val="DataTypeTok"/>
+        </w:rPr>
+        <w:t xml:space="preserve">\</w:t>
+      </w:r>
+      <w:r>
+        <w:br/>
+      </w:r>
+      <w:r>
+        <w:rPr>
+          <w:rStyle w:val="NormalTok"/>
+        </w:rPr>
+        <w:t xml:space="preserve">    </w:t>
+      </w:r>
+      <w:r>
+        <w:rPr>
+          <w:rStyle w:val="AttributeTok"/>
+        </w:rPr>
+        <w:t xml:space="preserve">--strategies</w:t>
+      </w:r>
+      <w:r>
+        <w:rPr>
+          <w:rStyle w:val="NormalTok"/>
+        </w:rPr>
+        <w:t xml:space="preserve"> random uncertainty diversity kg_guided </w:t>
+      </w:r>
+      <w:r>
+        <w:rPr>
+          <w:rStyle w:val="DataTypeTok"/>
+        </w:rPr>
+        <w:t xml:space="preserve">\</w:t>
+      </w:r>
+      <w:r>
+        <w:br/>
+      </w:r>
+      <w:r>
+        <w:rPr>
+          <w:rStyle w:val="NormalTok"/>
+        </w:rPr>
+        <w:t xml:space="preserve">    </w:t>
+      </w:r>
+      <w:r>
+        <w:rPr>
+          <w:rStyle w:val="AttributeTok"/>
+        </w:rPr>
+        <w:t xml:space="preserve">--budgets</w:t>
+      </w:r>
+      <w:r>
+        <w:rPr>
+          <w:rStyle w:val="NormalTok"/>
+        </w:rPr>
+        <w:t xml:space="preserve"> 50 150 300 600 </w:t>
+      </w:r>
+      <w:r>
+        <w:rPr>
+          <w:rStyle w:val="AttributeTok"/>
+        </w:rPr>
+        <w:t xml:space="preserve">--seeds</w:t>
+      </w:r>
+      <w:r>
+        <w:rPr>
+          <w:rStyle w:val="NormalTok"/>
+        </w:rPr>
+        <w:t xml:space="preserve"> 0 1 2 3 4 </w:t>
+      </w:r>
+      <w:r>
+        <w:rPr>
+          <w:rStyle w:val="DataTypeTok"/>
+        </w:rPr>
+        <w:t xml:space="preserve">\</w:t>
+      </w:r>
+      <w:r>
+        <w:br/>
+      </w:r>
+      <w:r>
+        <w:rPr>
+          <w:rStyle w:val="NormalTok"/>
+        </w:rPr>
+        <w:t xml:space="preserve">    </w:t>
+      </w:r>
+      <w:r>
+        <w:rPr>
+          <w:rStyle w:val="AttributeTok"/>
+        </w:rPr>
+        <w:t xml:space="preserve">--model-id</w:t>
+      </w:r>
+      <w:r>
+        <w:rPr>
+          <w:rStyle w:val="NormalTok"/>
+        </w:rPr>
+        <w:t xml:space="preserve"> axiom_lora_v1 </w:t>
+      </w:r>
+      <w:r>
+        <w:rPr>
+          <w:rStyle w:val="DataTypeTok"/>
+        </w:rPr>
+        <w:t xml:space="preserve">\</w:t>
+      </w:r>
+      <w:r>
+        <w:br/>
+      </w:r>
+      <w:r>
+        <w:rPr>
+          <w:rStyle w:val="NormalTok"/>
+        </w:rPr>
+        <w:t xml:space="preserve">    </w:t>
+      </w:r>
+      <w:r>
+        <w:rPr>
+          <w:rStyle w:val="AttributeTok"/>
+        </w:rPr>
+        <w:t xml:space="preserve">--image-root</w:t>
+      </w:r>
+      <w:r>
+        <w:rPr>
+          <w:rStyle w:val="NormalTok"/>
+        </w:rPr>
+        <w:t xml:space="preserve"> ~/axiom-local-data/image_root </w:t>
+      </w:r>
+      <w:r>
+        <w:rPr>
+          <w:rStyle w:val="AttributeTok"/>
+        </w:rPr>
+        <w:t xml:space="preserve">--manifest-dir</w:t>
+      </w:r>
+      <w:r>
+        <w:rPr>
+          <w:rStyle w:val="NormalTok"/>
+        </w:rPr>
+        <w:t xml:space="preserve"> ~/axiom-local-data/manifests </w:t>
+      </w:r>
+      <w:r>
+        <w:rPr>
+          <w:rStyle w:val="DataTypeTok"/>
+        </w:rPr>
+        <w:t xml:space="preserve">\</w:t>
+      </w:r>
+      <w:r>
+        <w:br/>
+      </w:r>
+      <w:r>
+        <w:rPr>
+          <w:rStyle w:val="NormalTok"/>
+        </w:rPr>
+        <w:t xml:space="preserve">    </w:t>
+      </w:r>
+      <w:r>
+        <w:rPr>
+          <w:rStyle w:val="AttributeTok"/>
+        </w:rPr>
+        <w:t xml:space="preserve">--epochs</w:t>
+      </w:r>
+      <w:r>
+        <w:rPr>
+          <w:rStyle w:val="NormalTok"/>
+        </w:rPr>
+        <w:t xml:space="preserve"> 20 </w:t>
+      </w:r>
+      <w:r>
+        <w:rPr>
+          <w:rStyle w:val="AttributeTok"/>
+        </w:rPr>
+        <w:t xml:space="preserve">--class-weighted</w:t>
+      </w:r>
+    </w:p>
+    <w:bookmarkEnd w:id="42"/>
+    <w:bookmarkStart w:id="45" w:name="appendix-b-dataset-fingerprints"/>
+    <w:p>
+      <w:pPr>
+        <w:pStyle w:val="Heading2"/>
+      </w:pPr>
+      <w:r>
+        <w:t xml:space="preserve">Appendix B: Dataset Fingerprints</w:t>
+      </w:r>
+    </w:p>
+    <w:bookmarkStart w:id="43" w:name="dataset-v4-797-examples"/>
+    <w:p>
+      <w:pPr>
+        <w:pStyle w:val="Heading3"/>
+      </w:pPr>
+      <w:r>
+        <w:t xml:space="preserve">Dataset v4 (797 examples)</w:t>
+      </w:r>
+    </w:p>
+    <w:p>
+      <w:pPr>
+        <w:pStyle w:val="FirstParagraph"/>
+      </w:pPr>
+      <w:r>
+        <w:t xml:space="preserve">See</w:t>
+      </w:r>
+      <w:r>
+        <w:t xml:space="preserve"> </w:t>
+      </w:r>
+      <w:r>
+        <w:rPr>
+          <w:rStyle w:val="VerbatimChar"/>
+        </w:rPr>
+        <w:t xml:space="preserve">data/manifests/v4_fingerprint.json</w:t>
+      </w:r>
+      <w:r>
+        <w:t xml:space="preserve"> </w:t>
+      </w:r>
+      <w:r>
+        <w:t xml:space="preserve">(committed) for SHA-256 fingerprints of pool/val/test.</w:t>
+      </w:r>
+    </w:p>
+    <w:bookmarkEnd w:id="43"/>
+    <w:bookmarkStart w:id="44" w:name="dataset-v3-archived"/>
+    <w:p>
+      <w:pPr>
+        <w:pStyle w:val="Heading3"/>
+      </w:pPr>
+      <w:r>
+        <w:t xml:space="preserve">Dataset v3 (archived)</w:t>
+      </w:r>
+    </w:p>
+    <w:p>
+      <w:pPr>
+        <w:pStyle w:val="FirstParagraph"/>
+      </w:pPr>
+      <w:r>
+        <w:t xml:space="preserve">See</w:t>
+      </w:r>
+      <w:r>
+        <w:t xml:space="preserve"> </w:t>
+      </w:r>
+      <w:r>
+        <w:rPr>
+          <w:rStyle w:val="VerbatimChar"/>
+        </w:rPr>
+        <w:t xml:space="preserve">data/manifests/v3/fingerprint.json</w:t>
+      </w:r>
+      <w:r>
+        <w:t xml:space="preserve"> </w:t>
+      </w:r>
+      <w:r>
+        <w:t xml:space="preserve">(committed).</w:t>
+      </w:r>
+    </w:p>
+    <w:bookmarkEnd w:id="44"/>
+    <w:bookmarkEnd w:id="45"/>
+    <w:bookmarkStart w:id="46" w:name="appendix-c-analysis-artifacts"/>
+    <w:p>
+      <w:pPr>
+        <w:pStyle w:val="Heading2"/>
+      </w:pPr>
+      <w:r>
+        <w:t xml:space="preserve">Appendix C: Analysis Artifacts</w:t>
+      </w:r>
+    </w:p>
+    <w:p>
+      <w:pPr>
+        <w:pStyle w:val="Compact"/>
+        <w:numPr>
+          <w:ilvl w:val="0"/>
+          <w:numId w:val="1009"/>
+        </w:numPr>
+      </w:pPr>
+      <w:r>
+        <w:t xml:space="preserve">Architecture comparison (Section 5.4):</w:t>
+      </w:r>
+      <w:r>
+        <w:t xml:space="preserve"> </w:t>
+      </w:r>
+      <w:r>
+        <w:rPr>
+          <w:rStyle w:val="VerbatimChar"/>
+        </w:rPr>
+        <w:t xml:space="preserve">results/analysis/arch_comparison_v1/summary.json</w:t>
+      </w:r>
+    </w:p>
+    <w:p>
+      <w:pPr>
+        <w:pStyle w:val="Compact"/>
+        <w:numPr>
+          <w:ilvl w:val="0"/>
+          <w:numId w:val="1009"/>
         </w:numPr>
       </w:pPr>
       <w:r>
@@ -6022,6 +6823,91 @@
       <w:rPr>
         <w:rFonts w:ascii="Wingdings" w:hAnsi="Wingdings" w:cs="Wingdings" w:hint="default"/>
       </w:rPr>
+    </w:lvl>
+  </w:abstractNum>
+  <w:abstractNum w:abstractNumId="99415">
+    <w:nsid w:val="00A99415"/>
+    <w:multiLevelType w:val="multilevel"/>
+    <w:lvl w:ilvl="0">
+      <w:start w:val="5"/>
+      <w:numFmt w:val="decimal"/>
+      <w:lvlText w:val="%1."/>
+      <w:lvlJc w:val="left"/>
+      <w:pPr>
+        <w:ind w:left="720" w:hanging="360"/>
+      </w:pPr>
+    </w:lvl>
+    <w:lvl w:ilvl="1">
+      <w:start w:val="5"/>
+      <w:numFmt w:val="decimal"/>
+      <w:lvlText w:val="%2."/>
+      <w:lvlJc w:val="left"/>
+      <w:pPr>
+        <w:ind w:left="1440" w:hanging="360"/>
+      </w:pPr>
+    </w:lvl>
+    <w:lvl w:ilvl="2">
+      <w:start w:val="5"/>
+      <w:numFmt w:val="decimal"/>
+      <w:lvlText w:val="%3."/>
+      <w:lvlJc w:val="left"/>
+      <w:pPr>
+        <w:ind w:left="2160" w:hanging="360"/>
+      </w:pPr>
+    </w:lvl>
+    <w:lvl w:ilvl="3">
+      <w:start w:val="5"/>
+      <w:numFmt w:val="decimal"/>
+      <w:lvlText w:val="%4."/>
+      <w:lvlJc w:val="left"/>
+      <w:pPr>
+        <w:ind w:left="2880" w:hanging="360"/>
+      </w:pPr>
+    </w:lvl>
+    <w:lvl w:ilvl="4">
+      <w:start w:val="5"/>
+      <w:numFmt w:val="decimal"/>
+      <w:lvlText w:val="%5."/>
+      <w:lvlJc w:val="left"/>
+      <w:pPr>
+        <w:ind w:left="3600" w:hanging="360"/>
+      </w:pPr>
+    </w:lvl>
+    <w:lvl w:ilvl="5">
+      <w:start w:val="5"/>
+      <w:numFmt w:val="decimal"/>
+      <w:lvlText w:val="%6."/>
+      <w:lvlJc w:val="left"/>
+      <w:pPr>
+        <w:ind w:left="4320" w:hanging="360"/>
+      </w:pPr>
+    </w:lvl>
+    <w:lvl w:ilvl="6">
+      <w:start w:val="5"/>
+      <w:numFmt w:val="decimal"/>
+      <w:lvlText w:val="%7."/>
+      <w:lvlJc w:val="left"/>
+      <w:pPr>
+        <w:ind w:left="5040" w:hanging="360"/>
+      </w:pPr>
+    </w:lvl>
+    <w:lvl w:ilvl="7">
+      <w:start w:val="5"/>
+      <w:numFmt w:val="decimal"/>
+      <w:lvlText w:val="%8."/>
+      <w:lvlJc w:val="left"/>
+      <w:pPr>
+        <w:ind w:left="5760" w:hanging="360"/>
+      </w:pPr>
+    </w:lvl>
+    <w:lvl w:ilvl="8">
+      <w:start w:val="5"/>
+      <w:numFmt w:val="decimal"/>
+      <w:lvlText w:val="%9."/>
+      <w:lvlJc w:val="left"/>
+      <w:pPr>
+        <w:ind w:left="6480" w:hanging="360"/>
+      </w:pPr>
     </w:lvl>
   </w:abstractNum>
   <w:num w:numId="1000">
@@ -6091,12 +6977,42 @@
     </w:lvlOverride>
   </w:num>
   <w:num w:numId="1004">
-    <w:abstractNumId w:val="991"/>
+    <w:abstractNumId w:val="99415"/>
+    <w:lvlOverride w:ilvl="0">
+      <w:startOverride w:val="5"/>
+    </w:lvlOverride>
+    <w:lvlOverride w:ilvl="1">
+      <w:startOverride w:val="5"/>
+    </w:lvlOverride>
+    <w:lvlOverride w:ilvl="2">
+      <w:startOverride w:val="5"/>
+    </w:lvlOverride>
+    <w:lvlOverride w:ilvl="3">
+      <w:startOverride w:val="5"/>
+    </w:lvlOverride>
+    <w:lvlOverride w:ilvl="4">
+      <w:startOverride w:val="5"/>
+    </w:lvlOverride>
+    <w:lvlOverride w:ilvl="5">
+      <w:startOverride w:val="5"/>
+    </w:lvlOverride>
+    <w:lvlOverride w:ilvl="6">
+      <w:startOverride w:val="5"/>
+    </w:lvlOverride>
+    <w:lvlOverride w:ilvl="7">
+      <w:startOverride w:val="5"/>
+    </w:lvlOverride>
+    <w:lvlOverride w:ilvl="8">
+      <w:startOverride w:val="5"/>
+    </w:lvlOverride>
   </w:num>
   <w:num w:numId="1005">
     <w:abstractNumId w:val="991"/>
   </w:num>
   <w:num w:numId="1006">
+    <w:abstractNumId w:val="991"/>
+  </w:num>
+  <w:num w:numId="1007">
     <w:abstractNumId w:val="99411"/>
     <w:lvlOverride w:ilvl="0">
       <w:startOverride w:val="1"/>
@@ -6126,10 +7042,10 @@
       <w:startOverride w:val="1"/>
     </w:lvlOverride>
   </w:num>
-  <w:num w:numId="1007">
+  <w:num w:numId="1008">
     <w:abstractNumId w:val="991"/>
   </w:num>
-  <w:num w:numId="1008">
+  <w:num w:numId="1009">
     <w:abstractNumId w:val="991"/>
   </w:num>
 </w:numbering>
